--- a/app/templates/word/settlement_order_template.docx
+++ b/app/templates/word/settlement_order_template.docx
@@ -55,12 +55,6 @@
         <w:gridCol w:w="3448"/>
       </w:tblGrid>
       <w:tr>
-        <w:tblPrEx>
-          <w:tblCellMar>
-            <w:top w:w="0" w:type="dxa"/>
-            <w:bottom w:w="0" w:type="dxa"/>
-          </w:tblCellMar>
-        </w:tblPrEx>
         <w:tc>
           <w:tcPr>
             <w:tcW w:w="1800" w:type="dxa"/>
@@ -161,12 +155,6 @@
         </w:tc>
       </w:tr>
       <w:tr>
-        <w:tblPrEx>
-          <w:tblCellMar>
-            <w:top w:w="0" w:type="dxa"/>
-            <w:bottom w:w="0" w:type="dxa"/>
-          </w:tblCellMar>
-        </w:tblPrEx>
         <w:tc>
           <w:tcPr>
             <w:tcW w:w="1800" w:type="dxa"/>
@@ -267,12 +255,6 @@
         </w:tc>
       </w:tr>
       <w:tr>
-        <w:tblPrEx>
-          <w:tblCellMar>
-            <w:top w:w="0" w:type="dxa"/>
-            <w:bottom w:w="0" w:type="dxa"/>
-          </w:tblCellMar>
-        </w:tblPrEx>
         <w:tc>
           <w:tcPr>
             <w:tcW w:w="1800" w:type="dxa"/>
@@ -400,12 +382,6 @@
         <w:gridCol w:w="8679"/>
       </w:tblGrid>
       <w:tr>
-        <w:tblPrEx>
-          <w:tblCellMar>
-            <w:top w:w="0" w:type="dxa"/>
-            <w:bottom w:w="0" w:type="dxa"/>
-          </w:tblCellMar>
-        </w:tblPrEx>
         <w:tc>
           <w:tcPr>
             <w:tcW w:w="1800" w:type="dxa"/>
@@ -457,12 +433,6 @@
         </w:tc>
       </w:tr>
       <w:tr>
-        <w:tblPrEx>
-          <w:tblCellMar>
-            <w:top w:w="0" w:type="dxa"/>
-            <w:bottom w:w="0" w:type="dxa"/>
-          </w:tblCellMar>
-        </w:tblPrEx>
         <w:tc>
           <w:tcPr>
             <w:tcW w:w="1800" w:type="dxa"/>
@@ -541,12 +511,6 @@
         <w:gridCol w:w="5223"/>
       </w:tblGrid>
       <w:tr>
-        <w:tblPrEx>
-          <w:tblCellMar>
-            <w:top w:w="0" w:type="dxa"/>
-            <w:bottom w:w="0" w:type="dxa"/>
-          </w:tblCellMar>
-        </w:tblPrEx>
         <w:tc>
           <w:tcPr>
             <w:tcW w:w="5280" w:type="dxa"/>
@@ -715,7 +679,7 @@
     </w:p>
     <w:tbl>
       <w:tblPr>
-        <w:tblW w:w="10489" w:type="dxa"/>
+        <w:tblW w:w="10418" w:type="dxa"/>
         <w:tblBorders>
           <w:top w:val="single" w:sz="4" w:space="0" w:color="auto"/>
           <w:left w:val="single" w:sz="4" w:space="0" w:color="auto"/>
@@ -731,29 +695,25 @@
         <w:tblLook w:val="04A0" w:firstRow="1" w:lastRow="0" w:firstColumn="1" w:lastColumn="0" w:noHBand="0" w:noVBand="1"/>
       </w:tblPr>
       <w:tblGrid>
-        <w:gridCol w:w="500"/>
-        <w:gridCol w:w="1500"/>
-        <w:gridCol w:w="1300"/>
-        <w:gridCol w:w="2300"/>
-        <w:gridCol w:w="600"/>
-        <w:gridCol w:w="500"/>
-        <w:gridCol w:w="1100"/>
-        <w:gridCol w:w="700"/>
-        <w:gridCol w:w="1989"/>
+        <w:gridCol w:w="410"/>
+        <w:gridCol w:w="1074"/>
+        <w:gridCol w:w="1132"/>
+        <w:gridCol w:w="2361"/>
+        <w:gridCol w:w="575"/>
+        <w:gridCol w:w="481"/>
+        <w:gridCol w:w="952"/>
+        <w:gridCol w:w="680"/>
+        <w:gridCol w:w="952"/>
+        <w:gridCol w:w="952"/>
+        <w:gridCol w:w="849"/>
       </w:tblGrid>
       <w:tr>
-        <w:tblPrEx>
-          <w:tblCellMar>
-            <w:top w:w="0" w:type="dxa"/>
-            <w:bottom w:w="0" w:type="dxa"/>
-          </w:tblCellMar>
-        </w:tblPrEx>
         <w:trPr>
           <w:tblHeader/>
         </w:trPr>
         <w:tc>
           <w:tcPr>
-            <w:tcW w:w="500" w:type="dxa"/>
+            <w:tcW w:w="425" w:type="dxa"/>
             <w:tcBorders>
               <w:top w:val="single" w:sz="1" w:space="0" w:color="000000"/>
               <w:left w:val="single" w:sz="1" w:space="0" w:color="000000"/>
@@ -766,12 +726,18 @@
             <w:pPr>
               <w:spacing w:before="60" w:after="60"/>
               <w:jc w:val="center"/>
+              <w:rPr>
+                <w:sz w:val="18"/>
+                <w:szCs w:val="18"/>
+              </w:rPr>
             </w:pPr>
             <w:r>
               <w:rPr>
                 <w:b/>
                 <w:bCs/>
                 <w:color w:val="FFFFFF"/>
+                <w:sz w:val="18"/>
+                <w:szCs w:val="18"/>
               </w:rPr>
               <w:t>序号</w:t>
             </w:r>
@@ -779,7 +745,7 @@
         </w:tc>
         <w:tc>
           <w:tcPr>
-            <w:tcW w:w="1500" w:type="dxa"/>
+            <w:tcW w:w="1134" w:type="dxa"/>
             <w:tcBorders>
               <w:top w:val="single" w:sz="1" w:space="0" w:color="000000"/>
               <w:left w:val="single" w:sz="1" w:space="0" w:color="000000"/>
@@ -792,12 +758,18 @@
             <w:pPr>
               <w:spacing w:before="60" w:after="60"/>
               <w:jc w:val="center"/>
+              <w:rPr>
+                <w:sz w:val="18"/>
+                <w:szCs w:val="18"/>
+              </w:rPr>
             </w:pPr>
             <w:r>
               <w:rPr>
                 <w:b/>
                 <w:bCs/>
                 <w:color w:val="FFFFFF"/>
+                <w:sz w:val="18"/>
+                <w:szCs w:val="18"/>
               </w:rPr>
               <w:t>产品名称</w:t>
             </w:r>
@@ -805,7 +777,7 @@
         </w:tc>
         <w:tc>
           <w:tcPr>
-            <w:tcW w:w="1300" w:type="dxa"/>
+            <w:tcW w:w="1134" w:type="dxa"/>
             <w:tcBorders>
               <w:top w:val="single" w:sz="1" w:space="0" w:color="000000"/>
               <w:left w:val="single" w:sz="1" w:space="0" w:color="000000"/>
@@ -818,12 +790,18 @@
             <w:pPr>
               <w:spacing w:before="60" w:after="60"/>
               <w:jc w:val="center"/>
+              <w:rPr>
+                <w:sz w:val="18"/>
+                <w:szCs w:val="18"/>
+              </w:rPr>
             </w:pPr>
             <w:r>
               <w:rPr>
                 <w:b/>
                 <w:bCs/>
                 <w:color w:val="FFFFFF"/>
+                <w:sz w:val="18"/>
+                <w:szCs w:val="18"/>
               </w:rPr>
               <w:t>型号</w:t>
             </w:r>
@@ -831,7 +809,7 @@
         </w:tc>
         <w:tc>
           <w:tcPr>
-            <w:tcW w:w="2300" w:type="dxa"/>
+            <w:tcW w:w="2409" w:type="dxa"/>
             <w:tcBorders>
               <w:top w:val="single" w:sz="1" w:space="0" w:color="000000"/>
               <w:left w:val="single" w:sz="1" w:space="0" w:color="000000"/>
@@ -844,12 +822,18 @@
             <w:pPr>
               <w:spacing w:before="60" w:after="60"/>
               <w:jc w:val="center"/>
+              <w:rPr>
+                <w:sz w:val="18"/>
+                <w:szCs w:val="18"/>
+              </w:rPr>
             </w:pPr>
             <w:r>
               <w:rPr>
                 <w:b/>
                 <w:bCs/>
                 <w:color w:val="FFFFFF"/>
+                <w:sz w:val="18"/>
+                <w:szCs w:val="18"/>
               </w:rPr>
               <w:t>规格参数</w:t>
             </w:r>
@@ -870,12 +854,18 @@
             <w:pPr>
               <w:spacing w:before="60" w:after="60"/>
               <w:jc w:val="center"/>
+              <w:rPr>
+                <w:sz w:val="18"/>
+                <w:szCs w:val="18"/>
+              </w:rPr>
             </w:pPr>
             <w:r>
               <w:rPr>
                 <w:b/>
                 <w:bCs/>
                 <w:color w:val="FFFFFF"/>
+                <w:sz w:val="18"/>
+                <w:szCs w:val="18"/>
               </w:rPr>
               <w:t>品牌</w:t>
             </w:r>
@@ -896,12 +886,18 @@
             <w:pPr>
               <w:spacing w:before="60" w:after="60"/>
               <w:jc w:val="center"/>
+              <w:rPr>
+                <w:sz w:val="18"/>
+                <w:szCs w:val="18"/>
+              </w:rPr>
             </w:pPr>
             <w:r>
               <w:rPr>
                 <w:b/>
                 <w:bCs/>
                 <w:color w:val="FFFFFF"/>
+                <w:sz w:val="18"/>
+                <w:szCs w:val="18"/>
               </w:rPr>
               <w:t>数量</w:t>
             </w:r>
@@ -909,7 +905,7 @@
         </w:tc>
         <w:tc>
           <w:tcPr>
-            <w:tcW w:w="1100" w:type="dxa"/>
+            <w:tcW w:w="944" w:type="dxa"/>
             <w:tcBorders>
               <w:top w:val="single" w:sz="1" w:space="0" w:color="000000"/>
               <w:left w:val="single" w:sz="1" w:space="0" w:color="000000"/>
@@ -922,12 +918,18 @@
             <w:pPr>
               <w:spacing w:before="60" w:after="60"/>
               <w:jc w:val="center"/>
+              <w:rPr>
+                <w:sz w:val="18"/>
+                <w:szCs w:val="18"/>
+              </w:rPr>
             </w:pPr>
             <w:r>
               <w:rPr>
                 <w:b/>
                 <w:bCs/>
                 <w:color w:val="FFFFFF"/>
+                <w:sz w:val="18"/>
+                <w:szCs w:val="18"/>
               </w:rPr>
               <w:t>零售单价</w:t>
             </w:r>
@@ -948,12 +950,18 @@
             <w:pPr>
               <w:spacing w:before="60" w:after="60"/>
               <w:jc w:val="center"/>
+              <w:rPr>
+                <w:sz w:val="18"/>
+                <w:szCs w:val="18"/>
+              </w:rPr>
             </w:pPr>
             <w:r>
               <w:rPr>
                 <w:b/>
                 <w:bCs/>
                 <w:color w:val="FFFFFF"/>
+                <w:sz w:val="18"/>
+                <w:szCs w:val="18"/>
               </w:rPr>
               <w:t>折扣率</w:t>
             </w:r>
@@ -961,38 +969,235 @@
         </w:tc>
         <w:tc>
           <w:tcPr>
-            <w:tcW w:w="1989" w:type="dxa"/>
-            <w:tcBorders>
-              <w:top w:val="single" w:sz="1" w:space="0" w:color="000000"/>
-              <w:left w:val="single" w:sz="1" w:space="0" w:color="000000"/>
-              <w:bottom w:val="single" w:sz="1" w:space="0" w:color="000000"/>
-              <w:right w:val="single" w:sz="1" w:space="0" w:color="000000"/>
-            </w:tcBorders>
-            <w:shd w:val="clear" w:color="auto" w:fill="4EA72E" w:themeFill="accent6"/>
+            <w:tcW w:w="871" w:type="dxa"/>
+            <w:tcBorders>
+              <w:top w:val="single" w:sz="1" w:space="0" w:color="000000"/>
+              <w:left w:val="single" w:sz="1" w:space="0" w:color="000000"/>
+              <w:bottom w:val="single" w:sz="1" w:space="0" w:color="000000"/>
+              <w:right w:val="single" w:sz="1" w:space="0" w:color="000000"/>
+            </w:tcBorders>
+            <w:shd w:val="clear" w:color="auto" w:fill="4DA72E"/>
           </w:tcPr>
           <w:p>
             <w:pPr>
               <w:spacing w:before="60" w:after="60"/>
               <w:jc w:val="center"/>
+              <w:rPr>
+                <w:sz w:val="18"/>
+                <w:szCs w:val="18"/>
+              </w:rPr>
             </w:pPr>
             <w:r>
               <w:rPr>
                 <w:b/>
                 <w:bCs/>
                 <w:color w:val="FFFFFF"/>
+                <w:sz w:val="18"/>
+                <w:szCs w:val="18"/>
               </w:rPr>
               <w:t>结算单价</w:t>
+            </w:r>
+          </w:p>
+        </w:tc>
+        <w:tc>
+          <w:tcPr>
+            <w:tcW w:w="851" w:type="dxa"/>
+            <w:shd w:val="clear" w:color="auto" w:fill="4DA72E"/>
+          </w:tcPr>
+          <w:p>
+            <w:pPr>
+              <w:spacing w:before="60" w:after="60"/>
+              <w:jc w:val="center"/>
+              <w:rPr>
+                <w:rFonts w:hint="eastAsia"/>
+                <w:b/>
+                <w:bCs/>
+                <w:color w:val="FFFFFF"/>
+                <w:sz w:val="18"/>
+                <w:szCs w:val="18"/>
+              </w:rPr>
+            </w:pPr>
+            <w:r>
+              <w:rPr>
+                <w:rFonts w:hint="eastAsia"/>
+                <w:b/>
+                <w:bCs/>
+                <w:color w:val="FFFFFF"/>
+                <w:sz w:val="18"/>
+                <w:szCs w:val="18"/>
+              </w:rPr>
+              <w:t>结算总价</w:t>
+            </w:r>
+          </w:p>
+        </w:tc>
+        <w:tc>
+          <w:tcPr>
+            <w:tcW w:w="850" w:type="dxa"/>
+            <w:shd w:val="clear" w:color="auto" w:fill="4DA72E"/>
+          </w:tcPr>
+          <w:p>
+            <w:pPr>
+              <w:spacing w:before="60" w:after="60"/>
+              <w:jc w:val="center"/>
+              <w:rPr>
+                <w:b/>
+                <w:bCs/>
+                <w:color w:val="FFFFFF"/>
+                <w:sz w:val="18"/>
+                <w:szCs w:val="18"/>
+              </w:rPr>
+            </w:pPr>
+            <w:r>
+              <w:rPr>
+                <w:rFonts w:hint="eastAsia"/>
+                <w:b/>
+                <w:bCs/>
+                <w:color w:val="FFFFFF"/>
+                <w:sz w:val="18"/>
+                <w:szCs w:val="18"/>
+              </w:rPr>
+              <w:t>产品编码</w:t>
             </w:r>
           </w:p>
         </w:tc>
       </w:tr>
       <w:tr>
-        <w:tblPrEx>
-          <w:tblCellMar>
-            <w:top w:w="0" w:type="dxa"/>
-            <w:bottom w:w="0" w:type="dxa"/>
-          </w:tblCellMar>
-        </w:tblPrEx>
+        <w:tc>
+          <w:tcPr>
+            <w:tcW w:w="425" w:type="dxa"/>
+            <w:tcBorders>
+              <w:top w:val="single" w:sz="1" w:space="0" w:color="000000"/>
+              <w:left w:val="single" w:sz="1" w:space="0" w:color="000000"/>
+              <w:bottom w:val="single" w:sz="1" w:space="0" w:color="000000"/>
+              <w:right w:val="single" w:sz="1" w:space="0" w:color="000000"/>
+            </w:tcBorders>
+          </w:tcPr>
+          <w:p>
+            <w:pPr>
+              <w:spacing w:before="40" w:after="40"/>
+              <w:jc w:val="center"/>
+              <w:rPr>
+                <w:sz w:val="18"/>
+                <w:szCs w:val="18"/>
+              </w:rPr>
+            </w:pPr>
+            <w:r>
+              <w:rPr>
+                <w:sz w:val="18"/>
+                <w:szCs w:val="18"/>
+              </w:rPr>
+              <w:t>1</w:t>
+            </w:r>
+          </w:p>
+        </w:tc>
+        <w:tc>
+          <w:tcPr>
+            <w:tcW w:w="1134" w:type="dxa"/>
+            <w:tcBorders>
+              <w:top w:val="single" w:sz="1" w:space="0" w:color="000000"/>
+              <w:left w:val="single" w:sz="1" w:space="0" w:color="000000"/>
+              <w:bottom w:val="single" w:sz="1" w:space="0" w:color="000000"/>
+              <w:right w:val="single" w:sz="1" w:space="0" w:color="000000"/>
+            </w:tcBorders>
+          </w:tcPr>
+          <w:p>
+            <w:pPr>
+              <w:spacing w:before="40" w:after="40"/>
+              <w:rPr>
+                <w:sz w:val="18"/>
+                <w:szCs w:val="18"/>
+              </w:rPr>
+            </w:pPr>
+            <w:r>
+              <w:rPr>
+                <w:sz w:val="18"/>
+                <w:szCs w:val="18"/>
+              </w:rPr>
+              <w:t>常规数字基站</w:t>
+            </w:r>
+          </w:p>
+        </w:tc>
+        <w:tc>
+          <w:tcPr>
+            <w:tcW w:w="1134" w:type="dxa"/>
+            <w:tcBorders>
+              <w:top w:val="single" w:sz="1" w:space="0" w:color="000000"/>
+              <w:left w:val="single" w:sz="1" w:space="0" w:color="000000"/>
+              <w:bottom w:val="single" w:sz="1" w:space="0" w:color="000000"/>
+              <w:right w:val="single" w:sz="1" w:space="0" w:color="000000"/>
+            </w:tcBorders>
+          </w:tcPr>
+          <w:p>
+            <w:pPr>
+              <w:spacing w:before="40" w:after="40"/>
+              <w:rPr>
+                <w:sz w:val="18"/>
+                <w:szCs w:val="18"/>
+              </w:rPr>
+            </w:pPr>
+            <w:r>
+              <w:rPr>
+                <w:sz w:val="18"/>
+                <w:szCs w:val="18"/>
+              </w:rPr>
+              <w:t>Mark3000BS</w:t>
+            </w:r>
+          </w:p>
+        </w:tc>
+        <w:tc>
+          <w:tcPr>
+            <w:tcW w:w="2409" w:type="dxa"/>
+            <w:tcBorders>
+              <w:top w:val="single" w:sz="1" w:space="0" w:color="000000"/>
+              <w:left w:val="single" w:sz="1" w:space="0" w:color="000000"/>
+              <w:bottom w:val="single" w:sz="1" w:space="0" w:color="000000"/>
+              <w:right w:val="single" w:sz="1" w:space="0" w:color="000000"/>
+            </w:tcBorders>
+          </w:tcPr>
+          <w:p>
+            <w:pPr>
+              <w:spacing w:before="40" w:after="40"/>
+              <w:rPr>
+                <w:sz w:val="18"/>
+                <w:szCs w:val="18"/>
+              </w:rPr>
+            </w:pPr>
+            <w:r>
+              <w:rPr>
+                <w:sz w:val="18"/>
+                <w:szCs w:val="18"/>
+              </w:rPr>
+              <w:t>频率：430-470MHz，尺寸：220×210×90mm，带宽：5MHz，接口：NPT，增益：75dB</w:t>
+            </w:r>
+          </w:p>
+        </w:tc>
+        <w:tc>
+          <w:tcPr>
+            <w:tcW w:w="600" w:type="dxa"/>
+            <w:tcBorders>
+              <w:top w:val="single" w:sz="1" w:space="0" w:color="000000"/>
+              <w:left w:val="single" w:sz="1" w:space="0" w:color="000000"/>
+              <w:bottom w:val="single" w:sz="1" w:space="0" w:color="000000"/>
+              <w:right w:val="single" w:sz="1" w:space="0" w:color="000000"/>
+            </w:tcBorders>
+          </w:tcPr>
+          <w:p>
+            <w:pPr>
+              <w:spacing w:before="40" w:after="40"/>
+              <w:rPr>
+                <w:sz w:val="18"/>
+                <w:szCs w:val="18"/>
+              </w:rPr>
+            </w:pPr>
+            <w:r>
+              <w:rPr>
+                <w:sz w:val="18"/>
+                <w:szCs w:val="18"/>
+              </w:rPr>
+              <w:t>和源</w:t>
+            </w:r>
+          </w:p>
+        </w:tc>
         <w:tc>
           <w:tcPr>
             <w:tcW w:w="500" w:type="dxa"/>
@@ -1007,111 +1212,51 @@
             <w:pPr>
               <w:spacing w:before="40" w:after="40"/>
               <w:jc w:val="center"/>
-            </w:pPr>
-            <w:r>
-              <w:rPr>
-                <w:sz w:val="18"/>
-                <w:szCs w:val="18"/>
-              </w:rPr>
-              <w:t>1</w:t>
-            </w:r>
-          </w:p>
-        </w:tc>
-        <w:tc>
-          <w:tcPr>
-            <w:tcW w:w="1500" w:type="dxa"/>
-            <w:tcBorders>
-              <w:top w:val="single" w:sz="1" w:space="0" w:color="000000"/>
-              <w:left w:val="single" w:sz="1" w:space="0" w:color="000000"/>
-              <w:bottom w:val="single" w:sz="1" w:space="0" w:color="000000"/>
-              <w:right w:val="single" w:sz="1" w:space="0" w:color="000000"/>
-            </w:tcBorders>
-          </w:tcPr>
-          <w:p>
-            <w:pPr>
-              <w:spacing w:before="40" w:after="40"/>
-            </w:pPr>
-            <w:r>
-              <w:rPr>
-                <w:sz w:val="18"/>
-                <w:szCs w:val="18"/>
-              </w:rPr>
-              <w:t>常规数字基站</w:t>
-            </w:r>
-          </w:p>
-        </w:tc>
-        <w:tc>
-          <w:tcPr>
-            <w:tcW w:w="1300" w:type="dxa"/>
-            <w:tcBorders>
-              <w:top w:val="single" w:sz="1" w:space="0" w:color="000000"/>
-              <w:left w:val="single" w:sz="1" w:space="0" w:color="000000"/>
-              <w:bottom w:val="single" w:sz="1" w:space="0" w:color="000000"/>
-              <w:right w:val="single" w:sz="1" w:space="0" w:color="000000"/>
-            </w:tcBorders>
-          </w:tcPr>
-          <w:p>
-            <w:pPr>
-              <w:spacing w:before="40" w:after="40"/>
-            </w:pPr>
-            <w:r>
-              <w:rPr>
-                <w:sz w:val="18"/>
-                <w:szCs w:val="18"/>
-              </w:rPr>
-              <w:t>Mark3000BS</w:t>
-            </w:r>
-          </w:p>
-        </w:tc>
-        <w:tc>
-          <w:tcPr>
-            <w:tcW w:w="2300" w:type="dxa"/>
-            <w:tcBorders>
-              <w:top w:val="single" w:sz="1" w:space="0" w:color="000000"/>
-              <w:left w:val="single" w:sz="1" w:space="0" w:color="000000"/>
-              <w:bottom w:val="single" w:sz="1" w:space="0" w:color="000000"/>
-              <w:right w:val="single" w:sz="1" w:space="0" w:color="000000"/>
-            </w:tcBorders>
-          </w:tcPr>
-          <w:p>
-            <w:pPr>
-              <w:spacing w:before="40" w:after="40"/>
-            </w:pPr>
-            <w:r>
-              <w:rPr>
-                <w:sz w:val="18"/>
-                <w:szCs w:val="18"/>
-              </w:rPr>
-              <w:t>频率：430-470MHz，尺寸：220×210×90mm，带宽：5MHz，接口：NPT，增益：75dB</w:t>
-            </w:r>
-          </w:p>
-        </w:tc>
-        <w:tc>
-          <w:tcPr>
-            <w:tcW w:w="600" w:type="dxa"/>
-            <w:tcBorders>
-              <w:top w:val="single" w:sz="1" w:space="0" w:color="000000"/>
-              <w:left w:val="single" w:sz="1" w:space="0" w:color="000000"/>
-              <w:bottom w:val="single" w:sz="1" w:space="0" w:color="000000"/>
-              <w:right w:val="single" w:sz="1" w:space="0" w:color="000000"/>
-            </w:tcBorders>
-          </w:tcPr>
-          <w:p>
-            <w:pPr>
-              <w:spacing w:before="40" w:after="40"/>
-            </w:pPr>
-            <w:r>
-              <w:rPr>
-                <w:sz w:val="18"/>
-                <w:szCs w:val="18"/>
-              </w:rPr>
-              <w:t>和源</w:t>
-            </w:r>
-          </w:p>
-        </w:tc>
-        <w:tc>
-          <w:tcPr>
-            <w:tcW w:w="500" w:type="dxa"/>
+              <w:rPr>
+                <w:sz w:val="18"/>
+                <w:szCs w:val="18"/>
+              </w:rPr>
+            </w:pPr>
+            <w:r>
+              <w:rPr>
+                <w:sz w:val="18"/>
+                <w:szCs w:val="18"/>
+              </w:rPr>
+              <w:t>2</w:t>
+            </w:r>
+          </w:p>
+        </w:tc>
+        <w:tc>
+          <w:tcPr>
+            <w:tcW w:w="944" w:type="dxa"/>
+            <w:tcBorders>
+              <w:top w:val="single" w:sz="1" w:space="0" w:color="000000"/>
+              <w:left w:val="single" w:sz="1" w:space="0" w:color="000000"/>
+              <w:bottom w:val="single" w:sz="1" w:space="0" w:color="000000"/>
+              <w:right w:val="single" w:sz="1" w:space="0" w:color="000000"/>
+            </w:tcBorders>
+          </w:tcPr>
+          <w:p>
+            <w:pPr>
+              <w:spacing w:before="40" w:after="40"/>
+              <w:jc w:val="right"/>
+              <w:rPr>
+                <w:sz w:val="18"/>
+                <w:szCs w:val="18"/>
+              </w:rPr>
+            </w:pPr>
+            <w:r>
+              <w:rPr>
+                <w:sz w:val="18"/>
+                <w:szCs w:val="18"/>
+              </w:rPr>
+              <w:t>¥48,000.00</w:t>
+            </w:r>
+          </w:p>
+        </w:tc>
+        <w:tc>
+          <w:tcPr>
+            <w:tcW w:w="700" w:type="dxa"/>
             <w:tcBorders>
               <w:top w:val="single" w:sz="1" w:space="0" w:color="000000"/>
               <w:left w:val="single" w:sz="1" w:space="0" w:color="000000"/>
@@ -1123,19 +1268,23 @@
             <w:pPr>
               <w:spacing w:before="40" w:after="40"/>
               <w:jc w:val="center"/>
-            </w:pPr>
-            <w:r>
-              <w:rPr>
-                <w:sz w:val="18"/>
-                <w:szCs w:val="18"/>
-              </w:rPr>
-              <w:t>2</w:t>
-            </w:r>
-          </w:p>
-        </w:tc>
-        <w:tc>
-          <w:tcPr>
-            <w:tcW w:w="1100" w:type="dxa"/>
+              <w:rPr>
+                <w:sz w:val="18"/>
+                <w:szCs w:val="18"/>
+              </w:rPr>
+            </w:pPr>
+            <w:r>
+              <w:rPr>
+                <w:sz w:val="18"/>
+                <w:szCs w:val="18"/>
+              </w:rPr>
+              <w:t>40%</w:t>
+            </w:r>
+          </w:p>
+        </w:tc>
+        <w:tc>
+          <w:tcPr>
+            <w:tcW w:w="871" w:type="dxa"/>
             <w:tcBorders>
               <w:top w:val="single" w:sz="1" w:space="0" w:color="000000"/>
               <w:left w:val="single" w:sz="1" w:space="0" w:color="000000"/>
@@ -1147,54 +1296,33 @@
             <w:pPr>
               <w:spacing w:before="40" w:after="40"/>
               <w:jc w:val="right"/>
-            </w:pPr>
-            <w:r>
-              <w:rPr>
-                <w:sz w:val="18"/>
-                <w:szCs w:val="18"/>
-              </w:rPr>
-              <w:t>¥48,000.00</w:t>
-            </w:r>
-          </w:p>
-        </w:tc>
-        <w:tc>
-          <w:tcPr>
-            <w:tcW w:w="700" w:type="dxa"/>
-            <w:tcBorders>
-              <w:top w:val="single" w:sz="1" w:space="0" w:color="000000"/>
-              <w:left w:val="single" w:sz="1" w:space="0" w:color="000000"/>
-              <w:bottom w:val="single" w:sz="1" w:space="0" w:color="000000"/>
-              <w:right w:val="single" w:sz="1" w:space="0" w:color="000000"/>
-            </w:tcBorders>
-          </w:tcPr>
-          <w:p>
-            <w:pPr>
-              <w:spacing w:before="40" w:after="40"/>
-              <w:jc w:val="center"/>
-            </w:pPr>
-            <w:r>
-              <w:rPr>
-                <w:sz w:val="18"/>
-                <w:szCs w:val="18"/>
-              </w:rPr>
-              <w:t>40%</w:t>
-            </w:r>
-          </w:p>
-        </w:tc>
-        <w:tc>
-          <w:tcPr>
-            <w:tcW w:w="1989" w:type="dxa"/>
-            <w:tcBorders>
-              <w:top w:val="single" w:sz="1" w:space="0" w:color="000000"/>
-              <w:left w:val="single" w:sz="1" w:space="0" w:color="000000"/>
-              <w:bottom w:val="single" w:sz="1" w:space="0" w:color="000000"/>
-              <w:right w:val="single" w:sz="1" w:space="0" w:color="000000"/>
-            </w:tcBorders>
+              <w:rPr>
+                <w:sz w:val="18"/>
+                <w:szCs w:val="18"/>
+              </w:rPr>
+            </w:pPr>
+            <w:r>
+              <w:rPr>
+                <w:sz w:val="18"/>
+                <w:szCs w:val="18"/>
+              </w:rPr>
+              <w:t>¥19,440.00</w:t>
+            </w:r>
+          </w:p>
+        </w:tc>
+        <w:tc>
+          <w:tcPr>
+            <w:tcW w:w="851" w:type="dxa"/>
           </w:tcPr>
           <w:p>
             <w:pPr>
               <w:spacing w:before="40" w:after="40"/>
               <w:jc w:val="right"/>
+              <w:rPr>
+                <w:rFonts w:hint="eastAsia"/>
+                <w:sz w:val="18"/>
+                <w:szCs w:val="18"/>
+              </w:rPr>
             </w:pPr>
             <w:r>
               <w:rPr>
@@ -1202,17 +1330,170 @@
                 <w:szCs w:val="18"/>
               </w:rPr>
               <w:t>¥19,440.00</w:t>
+            </w:r>
+          </w:p>
+        </w:tc>
+        <w:tc>
+          <w:tcPr>
+            <w:tcW w:w="850" w:type="dxa"/>
+          </w:tcPr>
+          <w:p>
+            <w:pPr>
+              <w:spacing w:before="40" w:after="40"/>
+              <w:jc w:val="right"/>
+              <w:rPr>
+                <w:sz w:val="18"/>
+                <w:szCs w:val="18"/>
+              </w:rPr>
+            </w:pPr>
+            <w:r>
+              <w:rPr>
+                <w:rFonts w:hint="eastAsia"/>
+                <w:sz w:val="18"/>
+                <w:szCs w:val="18"/>
+              </w:rPr>
+              <w:t>MS12032</w:t>
             </w:r>
           </w:p>
         </w:tc>
       </w:tr>
       <w:tr>
-        <w:tblPrEx>
-          <w:tblCellMar>
-            <w:top w:w="0" w:type="dxa"/>
-            <w:bottom w:w="0" w:type="dxa"/>
-          </w:tblCellMar>
-        </w:tblPrEx>
+        <w:tc>
+          <w:tcPr>
+            <w:tcW w:w="425" w:type="dxa"/>
+            <w:tcBorders>
+              <w:top w:val="single" w:sz="1" w:space="0" w:color="000000"/>
+              <w:left w:val="single" w:sz="1" w:space="0" w:color="000000"/>
+              <w:bottom w:val="single" w:sz="1" w:space="0" w:color="000000"/>
+              <w:right w:val="single" w:sz="1" w:space="0" w:color="000000"/>
+            </w:tcBorders>
+          </w:tcPr>
+          <w:p>
+            <w:pPr>
+              <w:spacing w:before="40" w:after="40"/>
+              <w:jc w:val="center"/>
+              <w:rPr>
+                <w:sz w:val="18"/>
+                <w:szCs w:val="18"/>
+              </w:rPr>
+            </w:pPr>
+            <w:r>
+              <w:rPr>
+                <w:sz w:val="18"/>
+                <w:szCs w:val="18"/>
+              </w:rPr>
+              <w:t>2</w:t>
+            </w:r>
+          </w:p>
+        </w:tc>
+        <w:tc>
+          <w:tcPr>
+            <w:tcW w:w="1134" w:type="dxa"/>
+            <w:tcBorders>
+              <w:top w:val="single" w:sz="1" w:space="0" w:color="000000"/>
+              <w:left w:val="single" w:sz="1" w:space="0" w:color="000000"/>
+              <w:bottom w:val="single" w:sz="1" w:space="0" w:color="000000"/>
+              <w:right w:val="single" w:sz="1" w:space="0" w:color="000000"/>
+            </w:tcBorders>
+          </w:tcPr>
+          <w:p>
+            <w:pPr>
+              <w:spacing w:before="40" w:after="40"/>
+              <w:rPr>
+                <w:sz w:val="18"/>
+                <w:szCs w:val="18"/>
+              </w:rPr>
+            </w:pPr>
+            <w:r>
+              <w:rPr>
+                <w:sz w:val="18"/>
+                <w:szCs w:val="18"/>
+              </w:rPr>
+              <w:t>定向耦合合路器</w:t>
+            </w:r>
+          </w:p>
+        </w:tc>
+        <w:tc>
+          <w:tcPr>
+            <w:tcW w:w="1134" w:type="dxa"/>
+            <w:tcBorders>
+              <w:top w:val="single" w:sz="1" w:space="0" w:color="000000"/>
+              <w:left w:val="single" w:sz="1" w:space="0" w:color="000000"/>
+              <w:bottom w:val="single" w:sz="1" w:space="0" w:color="000000"/>
+              <w:right w:val="single" w:sz="1" w:space="0" w:color="000000"/>
+            </w:tcBorders>
+          </w:tcPr>
+          <w:p>
+            <w:pPr>
+              <w:spacing w:before="40" w:after="40"/>
+              <w:rPr>
+                <w:sz w:val="18"/>
+                <w:szCs w:val="18"/>
+              </w:rPr>
+            </w:pPr>
+            <w:r>
+              <w:rPr>
+                <w:sz w:val="18"/>
+                <w:szCs w:val="18"/>
+              </w:rPr>
+              <w:t>E-FH400-6</w:t>
+            </w:r>
+          </w:p>
+        </w:tc>
+        <w:tc>
+          <w:tcPr>
+            <w:tcW w:w="2409" w:type="dxa"/>
+            <w:tcBorders>
+              <w:top w:val="single" w:sz="1" w:space="0" w:color="000000"/>
+              <w:left w:val="single" w:sz="1" w:space="0" w:color="000000"/>
+              <w:bottom w:val="single" w:sz="1" w:space="0" w:color="000000"/>
+              <w:right w:val="single" w:sz="1" w:space="0" w:color="000000"/>
+            </w:tcBorders>
+          </w:tcPr>
+          <w:p>
+            <w:pPr>
+              <w:spacing w:before="40" w:after="40"/>
+              <w:rPr>
+                <w:sz w:val="18"/>
+                <w:szCs w:val="18"/>
+              </w:rPr>
+            </w:pPr>
+            <w:r>
+              <w:rPr>
+                <w:sz w:val="18"/>
+                <w:szCs w:val="18"/>
+              </w:rPr>
+              <w:t>频率：400-470MHz，信道通路数：6，尺寸：220×210×90mm</w:t>
+            </w:r>
+          </w:p>
+        </w:tc>
+        <w:tc>
+          <w:tcPr>
+            <w:tcW w:w="600" w:type="dxa"/>
+            <w:tcBorders>
+              <w:top w:val="single" w:sz="1" w:space="0" w:color="000000"/>
+              <w:left w:val="single" w:sz="1" w:space="0" w:color="000000"/>
+              <w:bottom w:val="single" w:sz="1" w:space="0" w:color="000000"/>
+              <w:right w:val="single" w:sz="1" w:space="0" w:color="000000"/>
+            </w:tcBorders>
+          </w:tcPr>
+          <w:p>
+            <w:pPr>
+              <w:spacing w:before="40" w:after="40"/>
+              <w:rPr>
+                <w:sz w:val="18"/>
+                <w:szCs w:val="18"/>
+              </w:rPr>
+            </w:pPr>
+            <w:r>
+              <w:rPr>
+                <w:sz w:val="18"/>
+                <w:szCs w:val="18"/>
+              </w:rPr>
+              <w:t>和源</w:t>
+            </w:r>
+          </w:p>
+        </w:tc>
         <w:tc>
           <w:tcPr>
             <w:tcW w:w="500" w:type="dxa"/>
@@ -1227,6 +1508,10 @@
             <w:pPr>
               <w:spacing w:before="40" w:after="40"/>
               <w:jc w:val="center"/>
+              <w:rPr>
+                <w:sz w:val="18"/>
+                <w:szCs w:val="18"/>
+              </w:rPr>
             </w:pPr>
             <w:r>
               <w:rPr>
@@ -1239,99 +1524,35 @@
         </w:tc>
         <w:tc>
           <w:tcPr>
-            <w:tcW w:w="1500" w:type="dxa"/>
-            <w:tcBorders>
-              <w:top w:val="single" w:sz="1" w:space="0" w:color="000000"/>
-              <w:left w:val="single" w:sz="1" w:space="0" w:color="000000"/>
-              <w:bottom w:val="single" w:sz="1" w:space="0" w:color="000000"/>
-              <w:right w:val="single" w:sz="1" w:space="0" w:color="000000"/>
-            </w:tcBorders>
-          </w:tcPr>
-          <w:p>
-            <w:pPr>
-              <w:spacing w:before="40" w:after="40"/>
-            </w:pPr>
-            <w:r>
-              <w:rPr>
-                <w:sz w:val="18"/>
-                <w:szCs w:val="18"/>
-              </w:rPr>
-              <w:t>定向耦合合路器</w:t>
-            </w:r>
-          </w:p>
-        </w:tc>
-        <w:tc>
-          <w:tcPr>
-            <w:tcW w:w="1300" w:type="dxa"/>
-            <w:tcBorders>
-              <w:top w:val="single" w:sz="1" w:space="0" w:color="000000"/>
-              <w:left w:val="single" w:sz="1" w:space="0" w:color="000000"/>
-              <w:bottom w:val="single" w:sz="1" w:space="0" w:color="000000"/>
-              <w:right w:val="single" w:sz="1" w:space="0" w:color="000000"/>
-            </w:tcBorders>
-          </w:tcPr>
-          <w:p>
-            <w:pPr>
-              <w:spacing w:before="40" w:after="40"/>
-            </w:pPr>
-            <w:r>
-              <w:rPr>
-                <w:sz w:val="18"/>
-                <w:szCs w:val="18"/>
-              </w:rPr>
-              <w:t>E-FH400-6</w:t>
-            </w:r>
-          </w:p>
-        </w:tc>
-        <w:tc>
-          <w:tcPr>
-            <w:tcW w:w="2300" w:type="dxa"/>
-            <w:tcBorders>
-              <w:top w:val="single" w:sz="1" w:space="0" w:color="000000"/>
-              <w:left w:val="single" w:sz="1" w:space="0" w:color="000000"/>
-              <w:bottom w:val="single" w:sz="1" w:space="0" w:color="000000"/>
-              <w:right w:val="single" w:sz="1" w:space="0" w:color="000000"/>
-            </w:tcBorders>
-          </w:tcPr>
-          <w:p>
-            <w:pPr>
-              <w:spacing w:before="40" w:after="40"/>
-            </w:pPr>
-            <w:r>
-              <w:rPr>
-                <w:sz w:val="18"/>
-                <w:szCs w:val="18"/>
-              </w:rPr>
-              <w:t>频率：400-470MHz，信道通路数：6，尺寸：220×210×90mm</w:t>
-            </w:r>
-          </w:p>
-        </w:tc>
-        <w:tc>
-          <w:tcPr>
-            <w:tcW w:w="600" w:type="dxa"/>
-            <w:tcBorders>
-              <w:top w:val="single" w:sz="1" w:space="0" w:color="000000"/>
-              <w:left w:val="single" w:sz="1" w:space="0" w:color="000000"/>
-              <w:bottom w:val="single" w:sz="1" w:space="0" w:color="000000"/>
-              <w:right w:val="single" w:sz="1" w:space="0" w:color="000000"/>
-            </w:tcBorders>
-          </w:tcPr>
-          <w:p>
-            <w:pPr>
-              <w:spacing w:before="40" w:after="40"/>
-            </w:pPr>
-            <w:r>
-              <w:rPr>
-                <w:sz w:val="18"/>
-                <w:szCs w:val="18"/>
-              </w:rPr>
-              <w:t>和源</w:t>
-            </w:r>
-          </w:p>
-        </w:tc>
-        <w:tc>
-          <w:tcPr>
-            <w:tcW w:w="500" w:type="dxa"/>
+            <w:tcW w:w="944" w:type="dxa"/>
+            <w:tcBorders>
+              <w:top w:val="single" w:sz="1" w:space="0" w:color="000000"/>
+              <w:left w:val="single" w:sz="1" w:space="0" w:color="000000"/>
+              <w:bottom w:val="single" w:sz="1" w:space="0" w:color="000000"/>
+              <w:right w:val="single" w:sz="1" w:space="0" w:color="000000"/>
+            </w:tcBorders>
+          </w:tcPr>
+          <w:p>
+            <w:pPr>
+              <w:spacing w:before="40" w:after="40"/>
+              <w:jc w:val="right"/>
+              <w:rPr>
+                <w:sz w:val="18"/>
+                <w:szCs w:val="18"/>
+              </w:rPr>
+            </w:pPr>
+            <w:r>
+              <w:rPr>
+                <w:sz w:val="18"/>
+                <w:szCs w:val="18"/>
+              </w:rPr>
+              <w:t>¥10,760.00</w:t>
+            </w:r>
+          </w:p>
+        </w:tc>
+        <w:tc>
+          <w:tcPr>
+            <w:tcW w:w="700" w:type="dxa"/>
             <w:tcBorders>
               <w:top w:val="single" w:sz="1" w:space="0" w:color="000000"/>
               <w:left w:val="single" w:sz="1" w:space="0" w:color="000000"/>
@@ -1343,19 +1564,23 @@
             <w:pPr>
               <w:spacing w:before="40" w:after="40"/>
               <w:jc w:val="center"/>
-            </w:pPr>
-            <w:r>
-              <w:rPr>
-                <w:sz w:val="18"/>
-                <w:szCs w:val="18"/>
-              </w:rPr>
-              <w:t>2</w:t>
-            </w:r>
-          </w:p>
-        </w:tc>
-        <w:tc>
-          <w:tcPr>
-            <w:tcW w:w="1100" w:type="dxa"/>
+              <w:rPr>
+                <w:sz w:val="18"/>
+                <w:szCs w:val="18"/>
+              </w:rPr>
+            </w:pPr>
+            <w:r>
+              <w:rPr>
+                <w:sz w:val="18"/>
+                <w:szCs w:val="18"/>
+              </w:rPr>
+              <w:t>40%</w:t>
+            </w:r>
+          </w:p>
+        </w:tc>
+        <w:tc>
+          <w:tcPr>
+            <w:tcW w:w="871" w:type="dxa"/>
             <w:tcBorders>
               <w:top w:val="single" w:sz="1" w:space="0" w:color="000000"/>
               <w:left w:val="single" w:sz="1" w:space="0" w:color="000000"/>
@@ -1367,54 +1592,33 @@
             <w:pPr>
               <w:spacing w:before="40" w:after="40"/>
               <w:jc w:val="right"/>
-            </w:pPr>
-            <w:r>
-              <w:rPr>
-                <w:sz w:val="18"/>
-                <w:szCs w:val="18"/>
-              </w:rPr>
-              <w:t>¥10,760.00</w:t>
-            </w:r>
-          </w:p>
-        </w:tc>
-        <w:tc>
-          <w:tcPr>
-            <w:tcW w:w="700" w:type="dxa"/>
-            <w:tcBorders>
-              <w:top w:val="single" w:sz="1" w:space="0" w:color="000000"/>
-              <w:left w:val="single" w:sz="1" w:space="0" w:color="000000"/>
-              <w:bottom w:val="single" w:sz="1" w:space="0" w:color="000000"/>
-              <w:right w:val="single" w:sz="1" w:space="0" w:color="000000"/>
-            </w:tcBorders>
-          </w:tcPr>
-          <w:p>
-            <w:pPr>
-              <w:spacing w:before="40" w:after="40"/>
-              <w:jc w:val="center"/>
-            </w:pPr>
-            <w:r>
-              <w:rPr>
-                <w:sz w:val="18"/>
-                <w:szCs w:val="18"/>
-              </w:rPr>
-              <w:t>40%</w:t>
-            </w:r>
-          </w:p>
-        </w:tc>
-        <w:tc>
-          <w:tcPr>
-            <w:tcW w:w="1989" w:type="dxa"/>
-            <w:tcBorders>
-              <w:top w:val="single" w:sz="1" w:space="0" w:color="000000"/>
-              <w:left w:val="single" w:sz="1" w:space="0" w:color="000000"/>
-              <w:bottom w:val="single" w:sz="1" w:space="0" w:color="000000"/>
-              <w:right w:val="single" w:sz="1" w:space="0" w:color="000000"/>
-            </w:tcBorders>
+              <w:rPr>
+                <w:sz w:val="18"/>
+                <w:szCs w:val="18"/>
+              </w:rPr>
+            </w:pPr>
+            <w:r>
+              <w:rPr>
+                <w:sz w:val="18"/>
+                <w:szCs w:val="18"/>
+              </w:rPr>
+              <w:t>¥4,357.80</w:t>
+            </w:r>
+          </w:p>
+        </w:tc>
+        <w:tc>
+          <w:tcPr>
+            <w:tcW w:w="851" w:type="dxa"/>
           </w:tcPr>
           <w:p>
             <w:pPr>
               <w:spacing w:before="40" w:after="40"/>
               <w:jc w:val="right"/>
+              <w:rPr>
+                <w:rFonts w:hint="eastAsia"/>
+                <w:sz w:val="18"/>
+                <w:szCs w:val="18"/>
+              </w:rPr>
             </w:pPr>
             <w:r>
               <w:rPr>
@@ -1422,17 +1626,170 @@
                 <w:szCs w:val="18"/>
               </w:rPr>
               <w:t>¥4,357.80</w:t>
+            </w:r>
+          </w:p>
+        </w:tc>
+        <w:tc>
+          <w:tcPr>
+            <w:tcW w:w="850" w:type="dxa"/>
+          </w:tcPr>
+          <w:p>
+            <w:pPr>
+              <w:spacing w:before="40" w:after="40"/>
+              <w:jc w:val="right"/>
+              <w:rPr>
+                <w:sz w:val="18"/>
+                <w:szCs w:val="18"/>
+              </w:rPr>
+            </w:pPr>
+            <w:r>
+              <w:rPr>
+                <w:rFonts w:hint="eastAsia"/>
+                <w:sz w:val="18"/>
+                <w:szCs w:val="18"/>
+              </w:rPr>
+              <w:t>MS12032</w:t>
             </w:r>
           </w:p>
         </w:tc>
       </w:tr>
       <w:tr>
-        <w:tblPrEx>
-          <w:tblCellMar>
-            <w:top w:w="0" w:type="dxa"/>
-            <w:bottom w:w="0" w:type="dxa"/>
-          </w:tblCellMar>
-        </w:tblPrEx>
+        <w:tc>
+          <w:tcPr>
+            <w:tcW w:w="425" w:type="dxa"/>
+            <w:tcBorders>
+              <w:top w:val="single" w:sz="1" w:space="0" w:color="000000"/>
+              <w:left w:val="single" w:sz="1" w:space="0" w:color="000000"/>
+              <w:bottom w:val="single" w:sz="1" w:space="0" w:color="000000"/>
+              <w:right w:val="single" w:sz="1" w:space="0" w:color="000000"/>
+            </w:tcBorders>
+          </w:tcPr>
+          <w:p>
+            <w:pPr>
+              <w:spacing w:before="40" w:after="40"/>
+              <w:jc w:val="center"/>
+              <w:rPr>
+                <w:sz w:val="18"/>
+                <w:szCs w:val="18"/>
+              </w:rPr>
+            </w:pPr>
+            <w:r>
+              <w:rPr>
+                <w:sz w:val="18"/>
+                <w:szCs w:val="18"/>
+              </w:rPr>
+              <w:t>3</w:t>
+            </w:r>
+          </w:p>
+        </w:tc>
+        <w:tc>
+          <w:tcPr>
+            <w:tcW w:w="1134" w:type="dxa"/>
+            <w:tcBorders>
+              <w:top w:val="single" w:sz="1" w:space="0" w:color="000000"/>
+              <w:left w:val="single" w:sz="1" w:space="0" w:color="000000"/>
+              <w:bottom w:val="single" w:sz="1" w:space="0" w:color="000000"/>
+              <w:right w:val="single" w:sz="1" w:space="0" w:color="000000"/>
+            </w:tcBorders>
+          </w:tcPr>
+          <w:p>
+            <w:pPr>
+              <w:spacing w:before="40" w:after="40"/>
+              <w:rPr>
+                <w:sz w:val="18"/>
+                <w:szCs w:val="18"/>
+              </w:rPr>
+            </w:pPr>
+            <w:r>
+              <w:rPr>
+                <w:sz w:val="18"/>
+                <w:szCs w:val="18"/>
+              </w:rPr>
+              <w:t>分路器</w:t>
+            </w:r>
+          </w:p>
+        </w:tc>
+        <w:tc>
+          <w:tcPr>
+            <w:tcW w:w="1134" w:type="dxa"/>
+            <w:tcBorders>
+              <w:top w:val="single" w:sz="1" w:space="0" w:color="000000"/>
+              <w:left w:val="single" w:sz="1" w:space="0" w:color="000000"/>
+              <w:bottom w:val="single" w:sz="1" w:space="0" w:color="000000"/>
+              <w:right w:val="single" w:sz="1" w:space="0" w:color="000000"/>
+            </w:tcBorders>
+          </w:tcPr>
+          <w:p>
+            <w:pPr>
+              <w:spacing w:before="40" w:after="40"/>
+              <w:rPr>
+                <w:sz w:val="18"/>
+                <w:szCs w:val="18"/>
+              </w:rPr>
+            </w:pPr>
+            <w:r>
+              <w:rPr>
+                <w:sz w:val="18"/>
+                <w:szCs w:val="18"/>
+              </w:rPr>
+              <w:t>E-JF350/400-2</w:t>
+            </w:r>
+          </w:p>
+        </w:tc>
+        <w:tc>
+          <w:tcPr>
+            <w:tcW w:w="2409" w:type="dxa"/>
+            <w:tcBorders>
+              <w:top w:val="single" w:sz="1" w:space="0" w:color="000000"/>
+              <w:left w:val="single" w:sz="1" w:space="0" w:color="000000"/>
+              <w:bottom w:val="single" w:sz="1" w:space="0" w:color="000000"/>
+              <w:right w:val="single" w:sz="1" w:space="0" w:color="000000"/>
+            </w:tcBorders>
+          </w:tcPr>
+          <w:p>
+            <w:pPr>
+              <w:spacing w:before="40" w:after="40"/>
+              <w:rPr>
+                <w:sz w:val="18"/>
+                <w:szCs w:val="18"/>
+              </w:rPr>
+            </w:pPr>
+            <w:r>
+              <w:rPr>
+                <w:sz w:val="18"/>
+                <w:szCs w:val="18"/>
+              </w:rPr>
+              <w:t>频率：350-470MHz，输入：2个，输出：1个，隔离度：≥18dB，最大功率：1W</w:t>
+            </w:r>
+          </w:p>
+        </w:tc>
+        <w:tc>
+          <w:tcPr>
+            <w:tcW w:w="600" w:type="dxa"/>
+            <w:tcBorders>
+              <w:top w:val="single" w:sz="1" w:space="0" w:color="000000"/>
+              <w:left w:val="single" w:sz="1" w:space="0" w:color="000000"/>
+              <w:bottom w:val="single" w:sz="1" w:space="0" w:color="000000"/>
+              <w:right w:val="single" w:sz="1" w:space="0" w:color="000000"/>
+            </w:tcBorders>
+          </w:tcPr>
+          <w:p>
+            <w:pPr>
+              <w:spacing w:before="40" w:after="40"/>
+              <w:rPr>
+                <w:sz w:val="18"/>
+                <w:szCs w:val="18"/>
+              </w:rPr>
+            </w:pPr>
+            <w:r>
+              <w:rPr>
+                <w:sz w:val="18"/>
+                <w:szCs w:val="18"/>
+              </w:rPr>
+              <w:t>和源</w:t>
+            </w:r>
+          </w:p>
+        </w:tc>
         <w:tc>
           <w:tcPr>
             <w:tcW w:w="500" w:type="dxa"/>
@@ -1447,111 +1804,51 @@
             <w:pPr>
               <w:spacing w:before="40" w:after="40"/>
               <w:jc w:val="center"/>
-            </w:pPr>
-            <w:r>
-              <w:rPr>
-                <w:sz w:val="18"/>
-                <w:szCs w:val="18"/>
-              </w:rPr>
-              <w:t>3</w:t>
-            </w:r>
-          </w:p>
-        </w:tc>
-        <w:tc>
-          <w:tcPr>
-            <w:tcW w:w="1500" w:type="dxa"/>
-            <w:tcBorders>
-              <w:top w:val="single" w:sz="1" w:space="0" w:color="000000"/>
-              <w:left w:val="single" w:sz="1" w:space="0" w:color="000000"/>
-              <w:bottom w:val="single" w:sz="1" w:space="0" w:color="000000"/>
-              <w:right w:val="single" w:sz="1" w:space="0" w:color="000000"/>
-            </w:tcBorders>
-          </w:tcPr>
-          <w:p>
-            <w:pPr>
-              <w:spacing w:before="40" w:after="40"/>
-            </w:pPr>
-            <w:r>
-              <w:rPr>
-                <w:sz w:val="18"/>
-                <w:szCs w:val="18"/>
-              </w:rPr>
-              <w:t>分路器</w:t>
-            </w:r>
-          </w:p>
-        </w:tc>
-        <w:tc>
-          <w:tcPr>
-            <w:tcW w:w="1300" w:type="dxa"/>
-            <w:tcBorders>
-              <w:top w:val="single" w:sz="1" w:space="0" w:color="000000"/>
-              <w:left w:val="single" w:sz="1" w:space="0" w:color="000000"/>
-              <w:bottom w:val="single" w:sz="1" w:space="0" w:color="000000"/>
-              <w:right w:val="single" w:sz="1" w:space="0" w:color="000000"/>
-            </w:tcBorders>
-          </w:tcPr>
-          <w:p>
-            <w:pPr>
-              <w:spacing w:before="40" w:after="40"/>
-            </w:pPr>
-            <w:r>
-              <w:rPr>
-                <w:sz w:val="18"/>
-                <w:szCs w:val="18"/>
-              </w:rPr>
-              <w:t>E-JF350/400-2</w:t>
-            </w:r>
-          </w:p>
-        </w:tc>
-        <w:tc>
-          <w:tcPr>
-            <w:tcW w:w="2300" w:type="dxa"/>
-            <w:tcBorders>
-              <w:top w:val="single" w:sz="1" w:space="0" w:color="000000"/>
-              <w:left w:val="single" w:sz="1" w:space="0" w:color="000000"/>
-              <w:bottom w:val="single" w:sz="1" w:space="0" w:color="000000"/>
-              <w:right w:val="single" w:sz="1" w:space="0" w:color="000000"/>
-            </w:tcBorders>
-          </w:tcPr>
-          <w:p>
-            <w:pPr>
-              <w:spacing w:before="40" w:after="40"/>
-            </w:pPr>
-            <w:r>
-              <w:rPr>
-                <w:sz w:val="18"/>
-                <w:szCs w:val="18"/>
-              </w:rPr>
-              <w:t>频率：350-470MHz，输入：2个，输出：1个，隔离度：≥18dB，最大功率：1W</w:t>
-            </w:r>
-          </w:p>
-        </w:tc>
-        <w:tc>
-          <w:tcPr>
-            <w:tcW w:w="600" w:type="dxa"/>
-            <w:tcBorders>
-              <w:top w:val="single" w:sz="1" w:space="0" w:color="000000"/>
-              <w:left w:val="single" w:sz="1" w:space="0" w:color="000000"/>
-              <w:bottom w:val="single" w:sz="1" w:space="0" w:color="000000"/>
-              <w:right w:val="single" w:sz="1" w:space="0" w:color="000000"/>
-            </w:tcBorders>
-          </w:tcPr>
-          <w:p>
-            <w:pPr>
-              <w:spacing w:before="40" w:after="40"/>
-            </w:pPr>
-            <w:r>
-              <w:rPr>
-                <w:sz w:val="18"/>
-                <w:szCs w:val="18"/>
-              </w:rPr>
-              <w:t>和源</w:t>
-            </w:r>
-          </w:p>
-        </w:tc>
-        <w:tc>
-          <w:tcPr>
-            <w:tcW w:w="500" w:type="dxa"/>
+              <w:rPr>
+                <w:sz w:val="18"/>
+                <w:szCs w:val="18"/>
+              </w:rPr>
+            </w:pPr>
+            <w:r>
+              <w:rPr>
+                <w:sz w:val="18"/>
+                <w:szCs w:val="18"/>
+              </w:rPr>
+              <w:t>2</w:t>
+            </w:r>
+          </w:p>
+        </w:tc>
+        <w:tc>
+          <w:tcPr>
+            <w:tcW w:w="944" w:type="dxa"/>
+            <w:tcBorders>
+              <w:top w:val="single" w:sz="1" w:space="0" w:color="000000"/>
+              <w:left w:val="single" w:sz="1" w:space="0" w:color="000000"/>
+              <w:bottom w:val="single" w:sz="1" w:space="0" w:color="000000"/>
+              <w:right w:val="single" w:sz="1" w:space="0" w:color="000000"/>
+            </w:tcBorders>
+          </w:tcPr>
+          <w:p>
+            <w:pPr>
+              <w:spacing w:before="40" w:after="40"/>
+              <w:jc w:val="right"/>
+              <w:rPr>
+                <w:sz w:val="18"/>
+                <w:szCs w:val="18"/>
+              </w:rPr>
+            </w:pPr>
+            <w:r>
+              <w:rPr>
+                <w:sz w:val="18"/>
+                <w:szCs w:val="18"/>
+              </w:rPr>
+              <w:t>¥2,320.00</w:t>
+            </w:r>
+          </w:p>
+        </w:tc>
+        <w:tc>
+          <w:tcPr>
+            <w:tcW w:w="700" w:type="dxa"/>
             <w:tcBorders>
               <w:top w:val="single" w:sz="1" w:space="0" w:color="000000"/>
               <w:left w:val="single" w:sz="1" w:space="0" w:color="000000"/>
@@ -1563,19 +1860,23 @@
             <w:pPr>
               <w:spacing w:before="40" w:after="40"/>
               <w:jc w:val="center"/>
-            </w:pPr>
-            <w:r>
-              <w:rPr>
-                <w:sz w:val="18"/>
-                <w:szCs w:val="18"/>
-              </w:rPr>
-              <w:t>2</w:t>
-            </w:r>
-          </w:p>
-        </w:tc>
-        <w:tc>
-          <w:tcPr>
-            <w:tcW w:w="1100" w:type="dxa"/>
+              <w:rPr>
+                <w:sz w:val="18"/>
+                <w:szCs w:val="18"/>
+              </w:rPr>
+            </w:pPr>
+            <w:r>
+              <w:rPr>
+                <w:sz w:val="18"/>
+                <w:szCs w:val="18"/>
+              </w:rPr>
+              <w:t>40%</w:t>
+            </w:r>
+          </w:p>
+        </w:tc>
+        <w:tc>
+          <w:tcPr>
+            <w:tcW w:w="871" w:type="dxa"/>
             <w:tcBorders>
               <w:top w:val="single" w:sz="1" w:space="0" w:color="000000"/>
               <w:left w:val="single" w:sz="1" w:space="0" w:color="000000"/>
@@ -1587,54 +1888,33 @@
             <w:pPr>
               <w:spacing w:before="40" w:after="40"/>
               <w:jc w:val="right"/>
-            </w:pPr>
-            <w:r>
-              <w:rPr>
-                <w:sz w:val="18"/>
-                <w:szCs w:val="18"/>
-              </w:rPr>
-              <w:t>¥2,320.00</w:t>
-            </w:r>
-          </w:p>
-        </w:tc>
-        <w:tc>
-          <w:tcPr>
-            <w:tcW w:w="700" w:type="dxa"/>
-            <w:tcBorders>
-              <w:top w:val="single" w:sz="1" w:space="0" w:color="000000"/>
-              <w:left w:val="single" w:sz="1" w:space="0" w:color="000000"/>
-              <w:bottom w:val="single" w:sz="1" w:space="0" w:color="000000"/>
-              <w:right w:val="single" w:sz="1" w:space="0" w:color="000000"/>
-            </w:tcBorders>
-          </w:tcPr>
-          <w:p>
-            <w:pPr>
-              <w:spacing w:before="40" w:after="40"/>
-              <w:jc w:val="center"/>
-            </w:pPr>
-            <w:r>
-              <w:rPr>
-                <w:sz w:val="18"/>
-                <w:szCs w:val="18"/>
-              </w:rPr>
-              <w:t>40%</w:t>
-            </w:r>
-          </w:p>
-        </w:tc>
-        <w:tc>
-          <w:tcPr>
-            <w:tcW w:w="1989" w:type="dxa"/>
-            <w:tcBorders>
-              <w:top w:val="single" w:sz="1" w:space="0" w:color="000000"/>
-              <w:left w:val="single" w:sz="1" w:space="0" w:color="000000"/>
-              <w:bottom w:val="single" w:sz="1" w:space="0" w:color="000000"/>
-              <w:right w:val="single" w:sz="1" w:space="0" w:color="000000"/>
-            </w:tcBorders>
+              <w:rPr>
+                <w:sz w:val="18"/>
+                <w:szCs w:val="18"/>
+              </w:rPr>
+            </w:pPr>
+            <w:r>
+              <w:rPr>
+                <w:sz w:val="18"/>
+                <w:szCs w:val="18"/>
+              </w:rPr>
+              <w:t>¥939.60</w:t>
+            </w:r>
+          </w:p>
+        </w:tc>
+        <w:tc>
+          <w:tcPr>
+            <w:tcW w:w="851" w:type="dxa"/>
           </w:tcPr>
           <w:p>
             <w:pPr>
               <w:spacing w:before="40" w:after="40"/>
               <w:jc w:val="right"/>
+              <w:rPr>
+                <w:rFonts w:hint="eastAsia"/>
+                <w:sz w:val="18"/>
+                <w:szCs w:val="18"/>
+              </w:rPr>
             </w:pPr>
             <w:r>
               <w:rPr>
@@ -1642,17 +1922,170 @@
                 <w:szCs w:val="18"/>
               </w:rPr>
               <w:t>¥939.60</w:t>
+            </w:r>
+          </w:p>
+        </w:tc>
+        <w:tc>
+          <w:tcPr>
+            <w:tcW w:w="850" w:type="dxa"/>
+          </w:tcPr>
+          <w:p>
+            <w:pPr>
+              <w:spacing w:before="40" w:after="40"/>
+              <w:jc w:val="right"/>
+              <w:rPr>
+                <w:sz w:val="18"/>
+                <w:szCs w:val="18"/>
+              </w:rPr>
+            </w:pPr>
+            <w:r>
+              <w:rPr>
+                <w:rFonts w:hint="eastAsia"/>
+                <w:sz w:val="18"/>
+                <w:szCs w:val="18"/>
+              </w:rPr>
+              <w:t>MS12032</w:t>
             </w:r>
           </w:p>
         </w:tc>
       </w:tr>
       <w:tr>
-        <w:tblPrEx>
-          <w:tblCellMar>
-            <w:top w:w="0" w:type="dxa"/>
-            <w:bottom w:w="0" w:type="dxa"/>
-          </w:tblCellMar>
-        </w:tblPrEx>
+        <w:tc>
+          <w:tcPr>
+            <w:tcW w:w="425" w:type="dxa"/>
+            <w:tcBorders>
+              <w:top w:val="single" w:sz="1" w:space="0" w:color="000000"/>
+              <w:left w:val="single" w:sz="1" w:space="0" w:color="000000"/>
+              <w:bottom w:val="single" w:sz="1" w:space="0" w:color="000000"/>
+              <w:right w:val="single" w:sz="1" w:space="0" w:color="000000"/>
+            </w:tcBorders>
+          </w:tcPr>
+          <w:p>
+            <w:pPr>
+              <w:spacing w:before="40" w:after="40"/>
+              <w:jc w:val="center"/>
+              <w:rPr>
+                <w:sz w:val="18"/>
+                <w:szCs w:val="18"/>
+              </w:rPr>
+            </w:pPr>
+            <w:r>
+              <w:rPr>
+                <w:sz w:val="18"/>
+                <w:szCs w:val="18"/>
+              </w:rPr>
+              <w:t>4</w:t>
+            </w:r>
+          </w:p>
+        </w:tc>
+        <w:tc>
+          <w:tcPr>
+            <w:tcW w:w="1134" w:type="dxa"/>
+            <w:tcBorders>
+              <w:top w:val="single" w:sz="1" w:space="0" w:color="000000"/>
+              <w:left w:val="single" w:sz="1" w:space="0" w:color="000000"/>
+              <w:bottom w:val="single" w:sz="1" w:space="0" w:color="000000"/>
+              <w:right w:val="single" w:sz="1" w:space="0" w:color="000000"/>
+            </w:tcBorders>
+          </w:tcPr>
+          <w:p>
+            <w:pPr>
+              <w:spacing w:before="40" w:after="40"/>
+              <w:rPr>
+                <w:sz w:val="18"/>
+                <w:szCs w:val="18"/>
+              </w:rPr>
+            </w:pPr>
+            <w:r>
+              <w:rPr>
+                <w:sz w:val="18"/>
+                <w:szCs w:val="18"/>
+              </w:rPr>
+              <w:t>上行信号剥离器</w:t>
+            </w:r>
+          </w:p>
+        </w:tc>
+        <w:tc>
+          <w:tcPr>
+            <w:tcW w:w="1134" w:type="dxa"/>
+            <w:tcBorders>
+              <w:top w:val="single" w:sz="1" w:space="0" w:color="000000"/>
+              <w:left w:val="single" w:sz="1" w:space="0" w:color="000000"/>
+              <w:bottom w:val="single" w:sz="1" w:space="0" w:color="000000"/>
+              <w:right w:val="single" w:sz="1" w:space="0" w:color="000000"/>
+            </w:tcBorders>
+          </w:tcPr>
+          <w:p>
+            <w:pPr>
+              <w:spacing w:before="40" w:after="40"/>
+              <w:rPr>
+                <w:sz w:val="18"/>
+                <w:szCs w:val="18"/>
+              </w:rPr>
+            </w:pPr>
+            <w:r>
+              <w:rPr>
+                <w:sz w:val="18"/>
+                <w:szCs w:val="18"/>
+              </w:rPr>
+              <w:t>R-EVDC-BLSTU</w:t>
+            </w:r>
+          </w:p>
+        </w:tc>
+        <w:tc>
+          <w:tcPr>
+            <w:tcW w:w="2409" w:type="dxa"/>
+            <w:tcBorders>
+              <w:top w:val="single" w:sz="1" w:space="0" w:color="000000"/>
+              <w:left w:val="single" w:sz="1" w:space="0" w:color="000000"/>
+              <w:bottom w:val="single" w:sz="1" w:space="0" w:color="000000"/>
+              <w:right w:val="single" w:sz="1" w:space="0" w:color="000000"/>
+            </w:tcBorders>
+          </w:tcPr>
+          <w:p>
+            <w:pPr>
+              <w:spacing w:before="40" w:after="40"/>
+              <w:rPr>
+                <w:sz w:val="18"/>
+                <w:szCs w:val="18"/>
+              </w:rPr>
+            </w:pPr>
+            <w:r>
+              <w:rPr>
+                <w:sz w:val="18"/>
+                <w:szCs w:val="18"/>
+              </w:rPr>
+              <w:t>上行频率：410-414MHz，输入：1个，输出：6个，尺寸：220×210×90mm</w:t>
+            </w:r>
+          </w:p>
+        </w:tc>
+        <w:tc>
+          <w:tcPr>
+            <w:tcW w:w="600" w:type="dxa"/>
+            <w:tcBorders>
+              <w:top w:val="single" w:sz="1" w:space="0" w:color="000000"/>
+              <w:left w:val="single" w:sz="1" w:space="0" w:color="000000"/>
+              <w:bottom w:val="single" w:sz="1" w:space="0" w:color="000000"/>
+              <w:right w:val="single" w:sz="1" w:space="0" w:color="000000"/>
+            </w:tcBorders>
+          </w:tcPr>
+          <w:p>
+            <w:pPr>
+              <w:spacing w:before="40" w:after="40"/>
+              <w:rPr>
+                <w:sz w:val="18"/>
+                <w:szCs w:val="18"/>
+              </w:rPr>
+            </w:pPr>
+            <w:r>
+              <w:rPr>
+                <w:sz w:val="18"/>
+                <w:szCs w:val="18"/>
+              </w:rPr>
+              <w:t>和源</w:t>
+            </w:r>
+          </w:p>
+        </w:tc>
         <w:tc>
           <w:tcPr>
             <w:tcW w:w="500" w:type="dxa"/>
@@ -1667,111 +2100,51 @@
             <w:pPr>
               <w:spacing w:before="40" w:after="40"/>
               <w:jc w:val="center"/>
-            </w:pPr>
-            <w:r>
-              <w:rPr>
-                <w:sz w:val="18"/>
-                <w:szCs w:val="18"/>
-              </w:rPr>
-              <w:t>4</w:t>
-            </w:r>
-          </w:p>
-        </w:tc>
-        <w:tc>
-          <w:tcPr>
-            <w:tcW w:w="1500" w:type="dxa"/>
-            <w:tcBorders>
-              <w:top w:val="single" w:sz="1" w:space="0" w:color="000000"/>
-              <w:left w:val="single" w:sz="1" w:space="0" w:color="000000"/>
-              <w:bottom w:val="single" w:sz="1" w:space="0" w:color="000000"/>
-              <w:right w:val="single" w:sz="1" w:space="0" w:color="000000"/>
-            </w:tcBorders>
-          </w:tcPr>
-          <w:p>
-            <w:pPr>
-              <w:spacing w:before="40" w:after="40"/>
-            </w:pPr>
-            <w:r>
-              <w:rPr>
-                <w:sz w:val="18"/>
-                <w:szCs w:val="18"/>
-              </w:rPr>
-              <w:t>上行信号剥离器</w:t>
-            </w:r>
-          </w:p>
-        </w:tc>
-        <w:tc>
-          <w:tcPr>
-            <w:tcW w:w="1300" w:type="dxa"/>
-            <w:tcBorders>
-              <w:top w:val="single" w:sz="1" w:space="0" w:color="000000"/>
-              <w:left w:val="single" w:sz="1" w:space="0" w:color="000000"/>
-              <w:bottom w:val="single" w:sz="1" w:space="0" w:color="000000"/>
-              <w:right w:val="single" w:sz="1" w:space="0" w:color="000000"/>
-            </w:tcBorders>
-          </w:tcPr>
-          <w:p>
-            <w:pPr>
-              <w:spacing w:before="40" w:after="40"/>
-            </w:pPr>
-            <w:r>
-              <w:rPr>
-                <w:sz w:val="18"/>
-                <w:szCs w:val="18"/>
-              </w:rPr>
-              <w:t>R-EVDC-BLSTU</w:t>
-            </w:r>
-          </w:p>
-        </w:tc>
-        <w:tc>
-          <w:tcPr>
-            <w:tcW w:w="2300" w:type="dxa"/>
-            <w:tcBorders>
-              <w:top w:val="single" w:sz="1" w:space="0" w:color="000000"/>
-              <w:left w:val="single" w:sz="1" w:space="0" w:color="000000"/>
-              <w:bottom w:val="single" w:sz="1" w:space="0" w:color="000000"/>
-              <w:right w:val="single" w:sz="1" w:space="0" w:color="000000"/>
-            </w:tcBorders>
-          </w:tcPr>
-          <w:p>
-            <w:pPr>
-              <w:spacing w:before="40" w:after="40"/>
-            </w:pPr>
-            <w:r>
-              <w:rPr>
-                <w:sz w:val="18"/>
-                <w:szCs w:val="18"/>
-              </w:rPr>
-              <w:t>上行频率：410-414MHz，输入：1个，输出：6个，尺寸：220×210×90mm</w:t>
-            </w:r>
-          </w:p>
-        </w:tc>
-        <w:tc>
-          <w:tcPr>
-            <w:tcW w:w="600" w:type="dxa"/>
-            <w:tcBorders>
-              <w:top w:val="single" w:sz="1" w:space="0" w:color="000000"/>
-              <w:left w:val="single" w:sz="1" w:space="0" w:color="000000"/>
-              <w:bottom w:val="single" w:sz="1" w:space="0" w:color="000000"/>
-              <w:right w:val="single" w:sz="1" w:space="0" w:color="000000"/>
-            </w:tcBorders>
-          </w:tcPr>
-          <w:p>
-            <w:pPr>
-              <w:spacing w:before="40" w:after="40"/>
-            </w:pPr>
-            <w:r>
-              <w:rPr>
-                <w:sz w:val="18"/>
-                <w:szCs w:val="18"/>
-              </w:rPr>
-              <w:t>和源</w:t>
-            </w:r>
-          </w:p>
-        </w:tc>
-        <w:tc>
-          <w:tcPr>
-            <w:tcW w:w="500" w:type="dxa"/>
+              <w:rPr>
+                <w:sz w:val="18"/>
+                <w:szCs w:val="18"/>
+              </w:rPr>
+            </w:pPr>
+            <w:r>
+              <w:rPr>
+                <w:sz w:val="18"/>
+                <w:szCs w:val="18"/>
+              </w:rPr>
+              <w:t>2</w:t>
+            </w:r>
+          </w:p>
+        </w:tc>
+        <w:tc>
+          <w:tcPr>
+            <w:tcW w:w="944" w:type="dxa"/>
+            <w:tcBorders>
+              <w:top w:val="single" w:sz="1" w:space="0" w:color="000000"/>
+              <w:left w:val="single" w:sz="1" w:space="0" w:color="000000"/>
+              <w:bottom w:val="single" w:sz="1" w:space="0" w:color="000000"/>
+              <w:right w:val="single" w:sz="1" w:space="0" w:color="000000"/>
+            </w:tcBorders>
+          </w:tcPr>
+          <w:p>
+            <w:pPr>
+              <w:spacing w:before="40" w:after="40"/>
+              <w:jc w:val="right"/>
+              <w:rPr>
+                <w:sz w:val="18"/>
+                <w:szCs w:val="18"/>
+              </w:rPr>
+            </w:pPr>
+            <w:r>
+              <w:rPr>
+                <w:sz w:val="18"/>
+                <w:szCs w:val="18"/>
+              </w:rPr>
+              <w:t>¥4,569.00</w:t>
+            </w:r>
+          </w:p>
+        </w:tc>
+        <w:tc>
+          <w:tcPr>
+            <w:tcW w:w="700" w:type="dxa"/>
             <w:tcBorders>
               <w:top w:val="single" w:sz="1" w:space="0" w:color="000000"/>
               <w:left w:val="single" w:sz="1" w:space="0" w:color="000000"/>
@@ -1783,19 +2156,23 @@
             <w:pPr>
               <w:spacing w:before="40" w:after="40"/>
               <w:jc w:val="center"/>
-            </w:pPr>
-            <w:r>
-              <w:rPr>
-                <w:sz w:val="18"/>
-                <w:szCs w:val="18"/>
-              </w:rPr>
-              <w:t>2</w:t>
-            </w:r>
-          </w:p>
-        </w:tc>
-        <w:tc>
-          <w:tcPr>
-            <w:tcW w:w="1100" w:type="dxa"/>
+              <w:rPr>
+                <w:sz w:val="18"/>
+                <w:szCs w:val="18"/>
+              </w:rPr>
+            </w:pPr>
+            <w:r>
+              <w:rPr>
+                <w:sz w:val="18"/>
+                <w:szCs w:val="18"/>
+              </w:rPr>
+              <w:t>40%</w:t>
+            </w:r>
+          </w:p>
+        </w:tc>
+        <w:tc>
+          <w:tcPr>
+            <w:tcW w:w="871" w:type="dxa"/>
             <w:tcBorders>
               <w:top w:val="single" w:sz="1" w:space="0" w:color="000000"/>
               <w:left w:val="single" w:sz="1" w:space="0" w:color="000000"/>
@@ -1807,54 +2184,33 @@
             <w:pPr>
               <w:spacing w:before="40" w:after="40"/>
               <w:jc w:val="right"/>
-            </w:pPr>
-            <w:r>
-              <w:rPr>
-                <w:sz w:val="18"/>
-                <w:szCs w:val="18"/>
-              </w:rPr>
-              <w:t>¥4,569.00</w:t>
-            </w:r>
-          </w:p>
-        </w:tc>
-        <w:tc>
-          <w:tcPr>
-            <w:tcW w:w="700" w:type="dxa"/>
-            <w:tcBorders>
-              <w:top w:val="single" w:sz="1" w:space="0" w:color="000000"/>
-              <w:left w:val="single" w:sz="1" w:space="0" w:color="000000"/>
-              <w:bottom w:val="single" w:sz="1" w:space="0" w:color="000000"/>
-              <w:right w:val="single" w:sz="1" w:space="0" w:color="000000"/>
-            </w:tcBorders>
-          </w:tcPr>
-          <w:p>
-            <w:pPr>
-              <w:spacing w:before="40" w:after="40"/>
-              <w:jc w:val="center"/>
-            </w:pPr>
-            <w:r>
-              <w:rPr>
-                <w:sz w:val="18"/>
-                <w:szCs w:val="18"/>
-              </w:rPr>
-              <w:t>40%</w:t>
-            </w:r>
-          </w:p>
-        </w:tc>
-        <w:tc>
-          <w:tcPr>
-            <w:tcW w:w="1989" w:type="dxa"/>
-            <w:tcBorders>
-              <w:top w:val="single" w:sz="1" w:space="0" w:color="000000"/>
-              <w:left w:val="single" w:sz="1" w:space="0" w:color="000000"/>
-              <w:bottom w:val="single" w:sz="1" w:space="0" w:color="000000"/>
-              <w:right w:val="single" w:sz="1" w:space="0" w:color="000000"/>
-            </w:tcBorders>
+              <w:rPr>
+                <w:sz w:val="18"/>
+                <w:szCs w:val="18"/>
+              </w:rPr>
+            </w:pPr>
+            <w:r>
+              <w:rPr>
+                <w:sz w:val="18"/>
+                <w:szCs w:val="18"/>
+              </w:rPr>
+              <w:t>¥1,850.45</w:t>
+            </w:r>
+          </w:p>
+        </w:tc>
+        <w:tc>
+          <w:tcPr>
+            <w:tcW w:w="851" w:type="dxa"/>
           </w:tcPr>
           <w:p>
             <w:pPr>
               <w:spacing w:before="40" w:after="40"/>
               <w:jc w:val="right"/>
+              <w:rPr>
+                <w:rFonts w:hint="eastAsia"/>
+                <w:sz w:val="18"/>
+                <w:szCs w:val="18"/>
+              </w:rPr>
             </w:pPr>
             <w:r>
               <w:rPr>
@@ -1862,17 +2218,170 @@
                 <w:szCs w:val="18"/>
               </w:rPr>
               <w:t>¥1,850.45</w:t>
+            </w:r>
+          </w:p>
+        </w:tc>
+        <w:tc>
+          <w:tcPr>
+            <w:tcW w:w="850" w:type="dxa"/>
+          </w:tcPr>
+          <w:p>
+            <w:pPr>
+              <w:spacing w:before="40" w:after="40"/>
+              <w:jc w:val="right"/>
+              <w:rPr>
+                <w:sz w:val="18"/>
+                <w:szCs w:val="18"/>
+              </w:rPr>
+            </w:pPr>
+            <w:r>
+              <w:rPr>
+                <w:rFonts w:hint="eastAsia"/>
+                <w:sz w:val="18"/>
+                <w:szCs w:val="18"/>
+              </w:rPr>
+              <w:t>MS12032</w:t>
             </w:r>
           </w:p>
         </w:tc>
       </w:tr>
       <w:tr>
-        <w:tblPrEx>
-          <w:tblCellMar>
-            <w:top w:w="0" w:type="dxa"/>
-            <w:bottom w:w="0" w:type="dxa"/>
-          </w:tblCellMar>
-        </w:tblPrEx>
+        <w:tc>
+          <w:tcPr>
+            <w:tcW w:w="425" w:type="dxa"/>
+            <w:tcBorders>
+              <w:top w:val="single" w:sz="1" w:space="0" w:color="000000"/>
+              <w:left w:val="single" w:sz="1" w:space="0" w:color="000000"/>
+              <w:bottom w:val="single" w:sz="1" w:space="0" w:color="000000"/>
+              <w:right w:val="single" w:sz="1" w:space="0" w:color="000000"/>
+            </w:tcBorders>
+          </w:tcPr>
+          <w:p>
+            <w:pPr>
+              <w:spacing w:before="40" w:after="40"/>
+              <w:jc w:val="center"/>
+              <w:rPr>
+                <w:sz w:val="18"/>
+                <w:szCs w:val="18"/>
+              </w:rPr>
+            </w:pPr>
+            <w:r>
+              <w:rPr>
+                <w:sz w:val="18"/>
+                <w:szCs w:val="18"/>
+              </w:rPr>
+              <w:t>5</w:t>
+            </w:r>
+          </w:p>
+        </w:tc>
+        <w:tc>
+          <w:tcPr>
+            <w:tcW w:w="1134" w:type="dxa"/>
+            <w:tcBorders>
+              <w:top w:val="single" w:sz="1" w:space="0" w:color="000000"/>
+              <w:left w:val="single" w:sz="1" w:space="0" w:color="000000"/>
+              <w:bottom w:val="single" w:sz="1" w:space="0" w:color="000000"/>
+              <w:right w:val="single" w:sz="1" w:space="0" w:color="000000"/>
+            </w:tcBorders>
+          </w:tcPr>
+          <w:p>
+            <w:pPr>
+              <w:spacing w:before="40" w:after="40"/>
+              <w:rPr>
+                <w:sz w:val="18"/>
+                <w:szCs w:val="18"/>
+              </w:rPr>
+            </w:pPr>
+            <w:r>
+              <w:rPr>
+                <w:sz w:val="18"/>
+                <w:szCs w:val="18"/>
+              </w:rPr>
+              <w:t>下行信号剥离器</w:t>
+            </w:r>
+          </w:p>
+        </w:tc>
+        <w:tc>
+          <w:tcPr>
+            <w:tcW w:w="1134" w:type="dxa"/>
+            <w:tcBorders>
+              <w:top w:val="single" w:sz="1" w:space="0" w:color="000000"/>
+              <w:left w:val="single" w:sz="1" w:space="0" w:color="000000"/>
+              <w:bottom w:val="single" w:sz="1" w:space="0" w:color="000000"/>
+              <w:right w:val="single" w:sz="1" w:space="0" w:color="000000"/>
+            </w:tcBorders>
+          </w:tcPr>
+          <w:p>
+            <w:pPr>
+              <w:spacing w:before="40" w:after="40"/>
+              <w:rPr>
+                <w:sz w:val="18"/>
+                <w:szCs w:val="18"/>
+              </w:rPr>
+            </w:pPr>
+            <w:r>
+              <w:rPr>
+                <w:sz w:val="18"/>
+                <w:szCs w:val="18"/>
+              </w:rPr>
+              <w:t>R-EVDC-BLSTD</w:t>
+            </w:r>
+          </w:p>
+        </w:tc>
+        <w:tc>
+          <w:tcPr>
+            <w:tcW w:w="2409" w:type="dxa"/>
+            <w:tcBorders>
+              <w:top w:val="single" w:sz="1" w:space="0" w:color="000000"/>
+              <w:left w:val="single" w:sz="1" w:space="0" w:color="000000"/>
+              <w:bottom w:val="single" w:sz="1" w:space="0" w:color="000000"/>
+              <w:right w:val="single" w:sz="1" w:space="0" w:color="000000"/>
+            </w:tcBorders>
+          </w:tcPr>
+          <w:p>
+            <w:pPr>
+              <w:spacing w:before="40" w:after="40"/>
+              <w:rPr>
+                <w:sz w:val="18"/>
+                <w:szCs w:val="18"/>
+              </w:rPr>
+            </w:pPr>
+            <w:r>
+              <w:rPr>
+                <w:sz w:val="18"/>
+                <w:szCs w:val="18"/>
+              </w:rPr>
+              <w:t>下行频率：420-424MHz，输入：6个，输出：1个，尺寸：220×210×90mm</w:t>
+            </w:r>
+          </w:p>
+        </w:tc>
+        <w:tc>
+          <w:tcPr>
+            <w:tcW w:w="600" w:type="dxa"/>
+            <w:tcBorders>
+              <w:top w:val="single" w:sz="1" w:space="0" w:color="000000"/>
+              <w:left w:val="single" w:sz="1" w:space="0" w:color="000000"/>
+              <w:bottom w:val="single" w:sz="1" w:space="0" w:color="000000"/>
+              <w:right w:val="single" w:sz="1" w:space="0" w:color="000000"/>
+            </w:tcBorders>
+          </w:tcPr>
+          <w:p>
+            <w:pPr>
+              <w:spacing w:before="40" w:after="40"/>
+              <w:rPr>
+                <w:sz w:val="18"/>
+                <w:szCs w:val="18"/>
+              </w:rPr>
+            </w:pPr>
+            <w:r>
+              <w:rPr>
+                <w:sz w:val="18"/>
+                <w:szCs w:val="18"/>
+              </w:rPr>
+              <w:t>和源</w:t>
+            </w:r>
+          </w:p>
+        </w:tc>
         <w:tc>
           <w:tcPr>
             <w:tcW w:w="500" w:type="dxa"/>
@@ -1887,111 +2396,51 @@
             <w:pPr>
               <w:spacing w:before="40" w:after="40"/>
               <w:jc w:val="center"/>
-            </w:pPr>
-            <w:r>
-              <w:rPr>
-                <w:sz w:val="18"/>
-                <w:szCs w:val="18"/>
-              </w:rPr>
-              <w:t>5</w:t>
-            </w:r>
-          </w:p>
-        </w:tc>
-        <w:tc>
-          <w:tcPr>
-            <w:tcW w:w="1500" w:type="dxa"/>
-            <w:tcBorders>
-              <w:top w:val="single" w:sz="1" w:space="0" w:color="000000"/>
-              <w:left w:val="single" w:sz="1" w:space="0" w:color="000000"/>
-              <w:bottom w:val="single" w:sz="1" w:space="0" w:color="000000"/>
-              <w:right w:val="single" w:sz="1" w:space="0" w:color="000000"/>
-            </w:tcBorders>
-          </w:tcPr>
-          <w:p>
-            <w:pPr>
-              <w:spacing w:before="40" w:after="40"/>
-            </w:pPr>
-            <w:r>
-              <w:rPr>
-                <w:sz w:val="18"/>
-                <w:szCs w:val="18"/>
-              </w:rPr>
-              <w:t>下行信号剥离器</w:t>
-            </w:r>
-          </w:p>
-        </w:tc>
-        <w:tc>
-          <w:tcPr>
-            <w:tcW w:w="1300" w:type="dxa"/>
-            <w:tcBorders>
-              <w:top w:val="single" w:sz="1" w:space="0" w:color="000000"/>
-              <w:left w:val="single" w:sz="1" w:space="0" w:color="000000"/>
-              <w:bottom w:val="single" w:sz="1" w:space="0" w:color="000000"/>
-              <w:right w:val="single" w:sz="1" w:space="0" w:color="000000"/>
-            </w:tcBorders>
-          </w:tcPr>
-          <w:p>
-            <w:pPr>
-              <w:spacing w:before="40" w:after="40"/>
-            </w:pPr>
-            <w:r>
-              <w:rPr>
-                <w:sz w:val="18"/>
-                <w:szCs w:val="18"/>
-              </w:rPr>
-              <w:t>R-EVDC-BLSTD</w:t>
-            </w:r>
-          </w:p>
-        </w:tc>
-        <w:tc>
-          <w:tcPr>
-            <w:tcW w:w="2300" w:type="dxa"/>
-            <w:tcBorders>
-              <w:top w:val="single" w:sz="1" w:space="0" w:color="000000"/>
-              <w:left w:val="single" w:sz="1" w:space="0" w:color="000000"/>
-              <w:bottom w:val="single" w:sz="1" w:space="0" w:color="000000"/>
-              <w:right w:val="single" w:sz="1" w:space="0" w:color="000000"/>
-            </w:tcBorders>
-          </w:tcPr>
-          <w:p>
-            <w:pPr>
-              <w:spacing w:before="40" w:after="40"/>
-            </w:pPr>
-            <w:r>
-              <w:rPr>
-                <w:sz w:val="18"/>
-                <w:szCs w:val="18"/>
-              </w:rPr>
-              <w:t>下行频率：420-424MHz，输入：6个，输出：1个，尺寸：220×210×90mm</w:t>
-            </w:r>
-          </w:p>
-        </w:tc>
-        <w:tc>
-          <w:tcPr>
-            <w:tcW w:w="600" w:type="dxa"/>
-            <w:tcBorders>
-              <w:top w:val="single" w:sz="1" w:space="0" w:color="000000"/>
-              <w:left w:val="single" w:sz="1" w:space="0" w:color="000000"/>
-              <w:bottom w:val="single" w:sz="1" w:space="0" w:color="000000"/>
-              <w:right w:val="single" w:sz="1" w:space="0" w:color="000000"/>
-            </w:tcBorders>
-          </w:tcPr>
-          <w:p>
-            <w:pPr>
-              <w:spacing w:before="40" w:after="40"/>
-            </w:pPr>
-            <w:r>
-              <w:rPr>
-                <w:sz w:val="18"/>
-                <w:szCs w:val="18"/>
-              </w:rPr>
-              <w:t>和源</w:t>
-            </w:r>
-          </w:p>
-        </w:tc>
-        <w:tc>
-          <w:tcPr>
-            <w:tcW w:w="500" w:type="dxa"/>
+              <w:rPr>
+                <w:sz w:val="18"/>
+                <w:szCs w:val="18"/>
+              </w:rPr>
+            </w:pPr>
+            <w:r>
+              <w:rPr>
+                <w:sz w:val="18"/>
+                <w:szCs w:val="18"/>
+              </w:rPr>
+              <w:t>2</w:t>
+            </w:r>
+          </w:p>
+        </w:tc>
+        <w:tc>
+          <w:tcPr>
+            <w:tcW w:w="944" w:type="dxa"/>
+            <w:tcBorders>
+              <w:top w:val="single" w:sz="1" w:space="0" w:color="000000"/>
+              <w:left w:val="single" w:sz="1" w:space="0" w:color="000000"/>
+              <w:bottom w:val="single" w:sz="1" w:space="0" w:color="000000"/>
+              <w:right w:val="single" w:sz="1" w:space="0" w:color="000000"/>
+            </w:tcBorders>
+          </w:tcPr>
+          <w:p>
+            <w:pPr>
+              <w:spacing w:before="40" w:after="40"/>
+              <w:jc w:val="right"/>
+              <w:rPr>
+                <w:sz w:val="18"/>
+                <w:szCs w:val="18"/>
+              </w:rPr>
+            </w:pPr>
+            <w:r>
+              <w:rPr>
+                <w:sz w:val="18"/>
+                <w:szCs w:val="18"/>
+              </w:rPr>
+              <w:t>¥4,569.00</w:t>
+            </w:r>
+          </w:p>
+        </w:tc>
+        <w:tc>
+          <w:tcPr>
+            <w:tcW w:w="700" w:type="dxa"/>
             <w:tcBorders>
               <w:top w:val="single" w:sz="1" w:space="0" w:color="000000"/>
               <w:left w:val="single" w:sz="1" w:space="0" w:color="000000"/>
@@ -2003,19 +2452,23 @@
             <w:pPr>
               <w:spacing w:before="40" w:after="40"/>
               <w:jc w:val="center"/>
-            </w:pPr>
-            <w:r>
-              <w:rPr>
-                <w:sz w:val="18"/>
-                <w:szCs w:val="18"/>
-              </w:rPr>
-              <w:t>2</w:t>
-            </w:r>
-          </w:p>
-        </w:tc>
-        <w:tc>
-          <w:tcPr>
-            <w:tcW w:w="1100" w:type="dxa"/>
+              <w:rPr>
+                <w:sz w:val="18"/>
+                <w:szCs w:val="18"/>
+              </w:rPr>
+            </w:pPr>
+            <w:r>
+              <w:rPr>
+                <w:sz w:val="18"/>
+                <w:szCs w:val="18"/>
+              </w:rPr>
+              <w:t>40%</w:t>
+            </w:r>
+          </w:p>
+        </w:tc>
+        <w:tc>
+          <w:tcPr>
+            <w:tcW w:w="871" w:type="dxa"/>
             <w:tcBorders>
               <w:top w:val="single" w:sz="1" w:space="0" w:color="000000"/>
               <w:left w:val="single" w:sz="1" w:space="0" w:color="000000"/>
@@ -2027,54 +2480,33 @@
             <w:pPr>
               <w:spacing w:before="40" w:after="40"/>
               <w:jc w:val="right"/>
-            </w:pPr>
-            <w:r>
-              <w:rPr>
-                <w:sz w:val="18"/>
-                <w:szCs w:val="18"/>
-              </w:rPr>
-              <w:t>¥4,569.00</w:t>
-            </w:r>
-          </w:p>
-        </w:tc>
-        <w:tc>
-          <w:tcPr>
-            <w:tcW w:w="700" w:type="dxa"/>
-            <w:tcBorders>
-              <w:top w:val="single" w:sz="1" w:space="0" w:color="000000"/>
-              <w:left w:val="single" w:sz="1" w:space="0" w:color="000000"/>
-              <w:bottom w:val="single" w:sz="1" w:space="0" w:color="000000"/>
-              <w:right w:val="single" w:sz="1" w:space="0" w:color="000000"/>
-            </w:tcBorders>
-          </w:tcPr>
-          <w:p>
-            <w:pPr>
-              <w:spacing w:before="40" w:after="40"/>
-              <w:jc w:val="center"/>
-            </w:pPr>
-            <w:r>
-              <w:rPr>
-                <w:sz w:val="18"/>
-                <w:szCs w:val="18"/>
-              </w:rPr>
-              <w:t>40%</w:t>
-            </w:r>
-          </w:p>
-        </w:tc>
-        <w:tc>
-          <w:tcPr>
-            <w:tcW w:w="1989" w:type="dxa"/>
-            <w:tcBorders>
-              <w:top w:val="single" w:sz="1" w:space="0" w:color="000000"/>
-              <w:left w:val="single" w:sz="1" w:space="0" w:color="000000"/>
-              <w:bottom w:val="single" w:sz="1" w:space="0" w:color="000000"/>
-              <w:right w:val="single" w:sz="1" w:space="0" w:color="000000"/>
-            </w:tcBorders>
+              <w:rPr>
+                <w:sz w:val="18"/>
+                <w:szCs w:val="18"/>
+              </w:rPr>
+            </w:pPr>
+            <w:r>
+              <w:rPr>
+                <w:sz w:val="18"/>
+                <w:szCs w:val="18"/>
+              </w:rPr>
+              <w:t>¥1,850.45</w:t>
+            </w:r>
+          </w:p>
+        </w:tc>
+        <w:tc>
+          <w:tcPr>
+            <w:tcW w:w="851" w:type="dxa"/>
           </w:tcPr>
           <w:p>
             <w:pPr>
               <w:spacing w:before="40" w:after="40"/>
               <w:jc w:val="right"/>
+              <w:rPr>
+                <w:rFonts w:hint="eastAsia"/>
+                <w:sz w:val="18"/>
+                <w:szCs w:val="18"/>
+              </w:rPr>
             </w:pPr>
             <w:r>
               <w:rPr>
@@ -2082,6 +2514,29 @@
                 <w:szCs w:val="18"/>
               </w:rPr>
               <w:t>¥1,850.45</w:t>
+            </w:r>
+          </w:p>
+        </w:tc>
+        <w:tc>
+          <w:tcPr>
+            <w:tcW w:w="850" w:type="dxa"/>
+          </w:tcPr>
+          <w:p>
+            <w:pPr>
+              <w:spacing w:before="40" w:after="40"/>
+              <w:jc w:val="right"/>
+              <w:rPr>
+                <w:sz w:val="18"/>
+                <w:szCs w:val="18"/>
+              </w:rPr>
+            </w:pPr>
+            <w:r>
+              <w:rPr>
+                <w:rFonts w:hint="eastAsia"/>
+                <w:sz w:val="18"/>
+                <w:szCs w:val="18"/>
+              </w:rPr>
+              <w:t>MS12032</w:t>
             </w:r>
           </w:p>
         </w:tc>
@@ -2110,17 +2565,11 @@
         <w:tblLook w:val="04A0" w:firstRow="1" w:lastRow="0" w:firstColumn="1" w:lastColumn="0" w:noHBand="0" w:noVBand="1"/>
       </w:tblPr>
       <w:tblGrid>
-        <w:gridCol w:w="5502"/>
+        <w:gridCol w:w="5504"/>
         <w:gridCol w:w="2377"/>
-        <w:gridCol w:w="2586"/>
+        <w:gridCol w:w="2584"/>
       </w:tblGrid>
       <w:tr>
-        <w:tblPrEx>
-          <w:tblCellMar>
-            <w:top w:w="0" w:type="dxa"/>
-            <w:bottom w:w="0" w:type="dxa"/>
-          </w:tblCellMar>
-        </w:tblPrEx>
         <w:tc>
           <w:tcPr>
             <w:tcW w:w="5560" w:type="dxa"/>
@@ -2131,7 +2580,14 @@
               <w:right w:val="none" w:sz="0" w:space="0" w:color="FFFFFF"/>
             </w:tcBorders>
           </w:tcPr>
-          <w:p/>
+          <w:p>
+            <w:pPr>
+              <w:rPr>
+                <w:sz w:val="18"/>
+                <w:szCs w:val="18"/>
+              </w:rPr>
+            </w:pPr>
+          </w:p>
         </w:tc>
         <w:tc>
           <w:tcPr>
@@ -2148,12 +2604,18 @@
             <w:pPr>
               <w:spacing w:before="60" w:after="60"/>
               <w:jc w:val="center"/>
+              <w:rPr>
+                <w:sz w:val="18"/>
+                <w:szCs w:val="18"/>
+              </w:rPr>
             </w:pPr>
             <w:r>
               <w:rPr>
                 <w:b/>
                 <w:bCs/>
                 <w:color w:val="FFFFFF"/>
+                <w:sz w:val="18"/>
+                <w:szCs w:val="18"/>
               </w:rPr>
               <w:t>结算总金额</w:t>
             </w:r>
@@ -2173,13 +2635,17 @@
             <w:pPr>
               <w:spacing w:before="60" w:after="60"/>
               <w:jc w:val="right"/>
+              <w:rPr>
+                <w:sz w:val="18"/>
+                <w:szCs w:val="18"/>
+              </w:rPr>
             </w:pPr>
             <w:r>
               <w:rPr>
                 <w:b/>
                 <w:bCs/>
-                <w:sz w:val="22"/>
-                <w:szCs w:val="22"/>
+                <w:sz w:val="18"/>
+                <w:szCs w:val="18"/>
               </w:rPr>
               <w:t>¥ 56,876.58</w:t>
             </w:r>
@@ -2223,12 +2689,6 @@
         <w:gridCol w:w="8285"/>
       </w:tblGrid>
       <w:tr>
-        <w:tblPrEx>
-          <w:tblCellMar>
-            <w:top w:w="0" w:type="dxa"/>
-            <w:bottom w:w="0" w:type="dxa"/>
-          </w:tblCellMar>
-        </w:tblPrEx>
         <w:tc>
           <w:tcPr>
             <w:tcW w:w="2200" w:type="dxa"/>
@@ -2281,12 +2741,6 @@
         </w:tc>
       </w:tr>
       <w:tr>
-        <w:tblPrEx>
-          <w:tblCellMar>
-            <w:top w:w="0" w:type="dxa"/>
-            <w:bottom w:w="0" w:type="dxa"/>
-          </w:tblCellMar>
-        </w:tblPrEx>
         <w:tc>
           <w:tcPr>
             <w:tcW w:w="2200" w:type="dxa"/>
@@ -2338,12 +2792,6 @@
         </w:tc>
       </w:tr>
       <w:tr>
-        <w:tblPrEx>
-          <w:tblCellMar>
-            <w:top w:w="0" w:type="dxa"/>
-            <w:bottom w:w="0" w:type="dxa"/>
-          </w:tblCellMar>
-        </w:tblPrEx>
         <w:tc>
           <w:tcPr>
             <w:tcW w:w="2200" w:type="dxa"/>
@@ -2395,12 +2843,6 @@
         </w:tc>
       </w:tr>
       <w:tr>
-        <w:tblPrEx>
-          <w:tblCellMar>
-            <w:top w:w="0" w:type="dxa"/>
-            <w:bottom w:w="0" w:type="dxa"/>
-          </w:tblCellMar>
-        </w:tblPrEx>
         <w:tc>
           <w:tcPr>
             <w:tcW w:w="2200" w:type="dxa"/>
@@ -2452,12 +2894,6 @@
         </w:tc>
       </w:tr>
       <w:tr>
-        <w:tblPrEx>
-          <w:tblCellMar>
-            <w:top w:w="0" w:type="dxa"/>
-            <w:bottom w:w="0" w:type="dxa"/>
-          </w:tblCellMar>
-        </w:tblPrEx>
         <w:tc>
           <w:tcPr>
             <w:tcW w:w="2200" w:type="dxa"/>
@@ -2509,12 +2945,6 @@
         </w:tc>
       </w:tr>
       <w:tr>
-        <w:tblPrEx>
-          <w:tblCellMar>
-            <w:top w:w="0" w:type="dxa"/>
-            <w:bottom w:w="0" w:type="dxa"/>
-          </w:tblCellMar>
-        </w:tblPrEx>
         <w:tc>
           <w:tcPr>
             <w:tcW w:w="2200" w:type="dxa"/>
